--- a/Techniques Explanations/Univariate Statistical Monitoring/3sigma.docx
+++ b/Techniques Explanations/Univariate Statistical Monitoring/3sigma.docx
@@ -62,6 +62,7 @@
           <w:rFonts w:cs="B Nazanin"/>
           <w:sz w:val="24"/>
           <w:szCs w:val="24"/>
+          <w:rtl/>
         </w:rPr>
       </w:pPr>
       <w:r>
@@ -375,1669 +376,6 @@
           <w:rtl/>
         </w:rPr>
         <w:t>می‌گیرند</w:t>
-      </w:r>
-      <w:proofErr w:type="spellEnd"/>
-      <w:r>
-        <w:rPr>
-          <w:rFonts w:cs="B Nazanin"/>
-          <w:sz w:val="24"/>
-          <w:szCs w:val="24"/>
-          <w:rtl/>
-        </w:rPr>
-        <w:t>.</w:t>
-      </w:r>
-      <w:r>
-        <w:rPr>
-          <w:rFonts w:cs="B Nazanin"/>
-          <w:sz w:val="24"/>
-          <w:szCs w:val="24"/>
-          <w:rtl/>
-        </w:rPr>
-        <w:br/>
-      </w:r>
-      <w:r>
-        <w:rPr>
-          <w:rFonts w:cs="B Nazanin"/>
-          <w:sz w:val="24"/>
-          <w:szCs w:val="24"/>
-          <w:rtl/>
-        </w:rPr>
-        <w:br/>
-        <w:t xml:space="preserve">در ادامه، الزامات </w:t>
-      </w:r>
-      <w:proofErr w:type="spellStart"/>
-      <w:r>
-        <w:rPr>
-          <w:rFonts w:cs="B Nazanin"/>
-          <w:sz w:val="24"/>
-          <w:szCs w:val="24"/>
-          <w:rtl/>
-        </w:rPr>
-        <w:t>پیاده‌سازی</w:t>
-      </w:r>
-      <w:proofErr w:type="spellEnd"/>
-      <w:r>
-        <w:rPr>
-          <w:rFonts w:cs="B Nazanin"/>
-          <w:sz w:val="24"/>
-          <w:szCs w:val="24"/>
-          <w:rtl/>
-        </w:rPr>
-        <w:t xml:space="preserve"> و انطباق آن با استانداردهای صنعتی تشریح </w:t>
-      </w:r>
-      <w:proofErr w:type="spellStart"/>
-      <w:r>
-        <w:rPr>
-          <w:rFonts w:cs="B Nazanin"/>
-          <w:sz w:val="24"/>
-          <w:szCs w:val="24"/>
-          <w:rtl/>
-        </w:rPr>
-        <w:t>می‌شود</w:t>
-      </w:r>
-      <w:proofErr w:type="spellEnd"/>
-      <w:r>
-        <w:rPr>
-          <w:rFonts w:cs="B Nazanin"/>
-          <w:sz w:val="24"/>
-          <w:szCs w:val="24"/>
-          <w:rtl/>
-        </w:rPr>
-        <w:t>:</w:t>
-      </w:r>
-      <w:r>
-        <w:rPr>
-          <w:rFonts w:cs="B Nazanin"/>
-          <w:sz w:val="24"/>
-          <w:szCs w:val="24"/>
-          <w:rtl/>
-        </w:rPr>
-        <w:br/>
-        <w:t xml:space="preserve"> ۱. مفهوم فنی و عملیاتی </w:t>
-      </w:r>
-      <w:r>
-        <w:rPr>
-          <w:rFonts w:cs="B Nazanin"/>
-          <w:sz w:val="24"/>
-          <w:szCs w:val="24"/>
-        </w:rPr>
-        <w:t>3sigma</w:t>
-      </w:r>
-      <w:r>
-        <w:rPr>
-          <w:rFonts w:cs="B Nazanin"/>
-          <w:sz w:val="24"/>
-          <w:szCs w:val="24"/>
-          <w:rtl/>
-        </w:rPr>
-        <w:br/>
-        <w:t xml:space="preserve">در </w:t>
-      </w:r>
-      <w:proofErr w:type="spellStart"/>
-      <w:r>
-        <w:rPr>
-          <w:rFonts w:cs="B Nazanin"/>
-          <w:sz w:val="24"/>
-          <w:szCs w:val="24"/>
-          <w:rtl/>
-        </w:rPr>
-        <w:t>سیستم‌های</w:t>
-      </w:r>
-      <w:proofErr w:type="spellEnd"/>
-      <w:r>
-        <w:rPr>
-          <w:rFonts w:cs="B Nazanin"/>
-          <w:sz w:val="24"/>
-          <w:szCs w:val="24"/>
-          <w:rtl/>
-        </w:rPr>
-        <w:t xml:space="preserve"> مانیتورینگ </w:t>
-      </w:r>
-      <w:proofErr w:type="spellStart"/>
-      <w:r>
-        <w:rPr>
-          <w:rFonts w:cs="B Nazanin"/>
-          <w:sz w:val="24"/>
-          <w:szCs w:val="24"/>
-          <w:rtl/>
-        </w:rPr>
-        <w:t>سنسورها</w:t>
-      </w:r>
-      <w:proofErr w:type="spellEnd"/>
-      <w:r>
-        <w:rPr>
-          <w:rFonts w:cs="B Nazanin"/>
-          <w:sz w:val="24"/>
-          <w:szCs w:val="24"/>
-          <w:rtl/>
-        </w:rPr>
-        <w:t xml:space="preserve"> (مانند همان </w:t>
-      </w:r>
-      <w:proofErr w:type="spellStart"/>
-      <w:r>
-        <w:rPr>
-          <w:rFonts w:cs="B Nazanin"/>
-          <w:sz w:val="24"/>
-          <w:szCs w:val="24"/>
-          <w:rtl/>
-        </w:rPr>
-        <w:t>ماتریس‌هایی</w:t>
-      </w:r>
-      <w:proofErr w:type="spellEnd"/>
-      <w:r>
-        <w:rPr>
-          <w:rFonts w:cs="B Nazanin"/>
-          <w:sz w:val="24"/>
-          <w:szCs w:val="24"/>
-          <w:rtl/>
-        </w:rPr>
-        <w:t xml:space="preserve"> که بررسی کردیم)، هر </w:t>
-      </w:r>
-      <w:proofErr w:type="spellStart"/>
-      <w:r>
-        <w:rPr>
-          <w:rFonts w:cs="B Nazanin"/>
-          <w:sz w:val="24"/>
-          <w:szCs w:val="24"/>
-          <w:rtl/>
-        </w:rPr>
-        <w:t>داده‌ای</w:t>
-      </w:r>
-      <w:proofErr w:type="spellEnd"/>
-      <w:r>
-        <w:rPr>
-          <w:rFonts w:cs="B Nazanin"/>
-          <w:sz w:val="24"/>
-          <w:szCs w:val="24"/>
-          <w:rtl/>
-        </w:rPr>
-        <w:t xml:space="preserve"> که خارج از محدوده [</w:t>
-      </w:r>
-      <w:r>
-        <w:rPr>
-          <w:rFonts w:cs="B Nazanin"/>
-          <w:sz w:val="24"/>
-          <w:szCs w:val="24"/>
-        </w:rPr>
-        <w:t>mu - 3sigma, mu + 3sigma</w:t>
-      </w:r>
-      <w:r>
-        <w:rPr>
-          <w:rFonts w:cs="B Nazanin"/>
-          <w:sz w:val="24"/>
-          <w:szCs w:val="24"/>
-          <w:rtl/>
-        </w:rPr>
-        <w:t xml:space="preserve">] قرار بگیرد، به عنوان </w:t>
-      </w:r>
-      <w:r>
-        <w:rPr>
-          <w:rFonts w:cs="B Nazanin"/>
-          <w:sz w:val="24"/>
-          <w:szCs w:val="24"/>
-        </w:rPr>
-        <w:t>Outlier</w:t>
-      </w:r>
-      <w:r>
-        <w:rPr>
-          <w:rFonts w:cs="B Nazanin"/>
-          <w:sz w:val="24"/>
-          <w:szCs w:val="24"/>
-          <w:rtl/>
-        </w:rPr>
-        <w:t xml:space="preserve"> یا «ناهنجاری» شناخته </w:t>
-      </w:r>
-      <w:proofErr w:type="spellStart"/>
-      <w:r>
-        <w:rPr>
-          <w:rFonts w:cs="B Nazanin"/>
-          <w:sz w:val="24"/>
-          <w:szCs w:val="24"/>
-          <w:rtl/>
-        </w:rPr>
-        <w:t>می‌شود</w:t>
-      </w:r>
-      <w:proofErr w:type="spellEnd"/>
-      <w:r>
-        <w:rPr>
-          <w:rFonts w:cs="B Nazanin"/>
-          <w:sz w:val="24"/>
-          <w:szCs w:val="24"/>
-          <w:rtl/>
-        </w:rPr>
-        <w:t>.</w:t>
-      </w:r>
-      <w:r>
-        <w:rPr>
-          <w:rFonts w:cs="B Nazanin"/>
-          <w:sz w:val="24"/>
-          <w:szCs w:val="24"/>
-          <w:rtl/>
-        </w:rPr>
-        <w:br/>
-        <w:t>- حد بالا (</w:t>
-      </w:r>
-      <w:r>
-        <w:rPr>
-          <w:rFonts w:cs="B Nazanin"/>
-          <w:sz w:val="24"/>
-          <w:szCs w:val="24"/>
-        </w:rPr>
-        <w:t>UCL</w:t>
-      </w:r>
-      <w:r>
-        <w:rPr>
-          <w:rFonts w:cs="B Nazanin"/>
-          <w:sz w:val="24"/>
-          <w:szCs w:val="24"/>
-          <w:rtl/>
-        </w:rPr>
-        <w:t xml:space="preserve">): </w:t>
-      </w:r>
-      <w:r>
-        <w:rPr>
-          <w:rFonts w:cs="B Nazanin"/>
-          <w:sz w:val="24"/>
-          <w:szCs w:val="24"/>
-        </w:rPr>
-        <w:t>mu + 3sigma</w:t>
-      </w:r>
-      <w:r>
-        <w:rPr>
-          <w:rFonts w:cs="B Nazanin"/>
-          <w:sz w:val="24"/>
-          <w:szCs w:val="24"/>
-          <w:rtl/>
-        </w:rPr>
-        <w:br/>
-        <w:t>- حد پایین (</w:t>
-      </w:r>
-      <w:r>
-        <w:rPr>
-          <w:rFonts w:cs="B Nazanin"/>
-          <w:sz w:val="24"/>
-          <w:szCs w:val="24"/>
-        </w:rPr>
-        <w:t>LCL</w:t>
-      </w:r>
-      <w:r>
-        <w:rPr>
-          <w:rFonts w:cs="B Nazanin"/>
-          <w:sz w:val="24"/>
-          <w:szCs w:val="24"/>
-          <w:rtl/>
-        </w:rPr>
-        <w:t xml:space="preserve">): </w:t>
-      </w:r>
-      <w:r>
-        <w:rPr>
-          <w:rFonts w:cs="B Nazanin"/>
-          <w:sz w:val="24"/>
-          <w:szCs w:val="24"/>
-        </w:rPr>
-        <w:t>mu - 3sigma</w:t>
-      </w:r>
-      <w:r>
-        <w:rPr>
-          <w:rFonts w:cs="B Nazanin"/>
-          <w:sz w:val="24"/>
-          <w:szCs w:val="24"/>
-          <w:rtl/>
-        </w:rPr>
-        <w:br/>
-        <w:t xml:space="preserve">- اگر </w:t>
-      </w:r>
-      <w:proofErr w:type="spellStart"/>
-      <w:r>
-        <w:rPr>
-          <w:rFonts w:cs="B Nazanin"/>
-          <w:sz w:val="24"/>
-          <w:szCs w:val="24"/>
-          <w:rtl/>
-        </w:rPr>
-        <w:t>داده‌ای</w:t>
-      </w:r>
-      <w:proofErr w:type="spellEnd"/>
-      <w:r>
-        <w:rPr>
-          <w:rFonts w:cs="B Nazanin"/>
-          <w:sz w:val="24"/>
-          <w:szCs w:val="24"/>
-          <w:rtl/>
-        </w:rPr>
-        <w:t xml:space="preserve"> از این حدود خارج شود، احتمال اینکه این تغییر ناشی از </w:t>
-      </w:r>
-      <w:proofErr w:type="spellStart"/>
-      <w:r>
-        <w:rPr>
-          <w:rFonts w:cs="B Nazanin"/>
-          <w:sz w:val="24"/>
-          <w:szCs w:val="24"/>
-          <w:rtl/>
-        </w:rPr>
-        <w:t>نویز</w:t>
-      </w:r>
-      <w:proofErr w:type="spellEnd"/>
-      <w:r>
-        <w:rPr>
-          <w:rFonts w:cs="B Nazanin"/>
-          <w:sz w:val="24"/>
-          <w:szCs w:val="24"/>
-          <w:rtl/>
-        </w:rPr>
-        <w:t xml:space="preserve"> تصادفی باشد کمتر از ۰.۳</w:t>
-      </w:r>
-      <w:r>
-        <w:rPr>
-          <w:rFonts w:ascii="Sakkal Majalla" w:hAnsi="Sakkal Majalla" w:cs="Sakkal Majalla" w:hint="cs"/>
-          <w:sz w:val="24"/>
-          <w:szCs w:val="24"/>
-          <w:rtl/>
-        </w:rPr>
-        <w:t>٪</w:t>
-      </w:r>
-      <w:r>
-        <w:rPr>
-          <w:rFonts w:cs="B Nazanin"/>
-          <w:sz w:val="24"/>
-          <w:szCs w:val="24"/>
-          <w:rtl/>
-        </w:rPr>
-        <w:t xml:space="preserve"> </w:t>
-      </w:r>
-      <w:r>
-        <w:rPr>
-          <w:rFonts w:cs="B Nazanin" w:hint="cs"/>
-          <w:sz w:val="24"/>
-          <w:szCs w:val="24"/>
-          <w:rtl/>
-        </w:rPr>
-        <w:t>است؛</w:t>
-      </w:r>
-      <w:r>
-        <w:rPr>
-          <w:rFonts w:cs="B Nazanin"/>
-          <w:sz w:val="24"/>
-          <w:szCs w:val="24"/>
-          <w:rtl/>
-        </w:rPr>
-        <w:t xml:space="preserve"> </w:t>
-      </w:r>
-      <w:r>
-        <w:rPr>
-          <w:rFonts w:cs="B Nazanin" w:hint="cs"/>
-          <w:sz w:val="24"/>
-          <w:szCs w:val="24"/>
-          <w:rtl/>
-        </w:rPr>
-        <w:t>لذا</w:t>
-      </w:r>
-      <w:r>
-        <w:rPr>
-          <w:rFonts w:cs="B Nazanin"/>
-          <w:sz w:val="24"/>
-          <w:szCs w:val="24"/>
-          <w:rtl/>
-        </w:rPr>
-        <w:t xml:space="preserve"> </w:t>
-      </w:r>
-      <w:r>
-        <w:rPr>
-          <w:rFonts w:cs="B Nazanin" w:hint="cs"/>
-          <w:sz w:val="24"/>
-          <w:szCs w:val="24"/>
-          <w:rtl/>
-        </w:rPr>
-        <w:t>سیستم</w:t>
-      </w:r>
-      <w:r>
-        <w:rPr>
-          <w:rFonts w:cs="B Nazanin"/>
-          <w:sz w:val="24"/>
-          <w:szCs w:val="24"/>
-          <w:rtl/>
-        </w:rPr>
-        <w:t xml:space="preserve"> </w:t>
-      </w:r>
-      <w:r>
-        <w:rPr>
-          <w:rFonts w:cs="B Nazanin" w:hint="cs"/>
-          <w:sz w:val="24"/>
-          <w:szCs w:val="24"/>
-          <w:rtl/>
-        </w:rPr>
-        <w:t>آن</w:t>
-      </w:r>
-      <w:r>
-        <w:rPr>
-          <w:rFonts w:cs="B Nazanin"/>
-          <w:sz w:val="24"/>
-          <w:szCs w:val="24"/>
-          <w:rtl/>
-        </w:rPr>
-        <w:t xml:space="preserve"> </w:t>
-      </w:r>
-      <w:r>
-        <w:rPr>
-          <w:rFonts w:cs="B Nazanin" w:hint="cs"/>
-          <w:sz w:val="24"/>
-          <w:szCs w:val="24"/>
-          <w:rtl/>
-        </w:rPr>
-        <w:t>را</w:t>
-      </w:r>
-      <w:r>
-        <w:rPr>
-          <w:rFonts w:cs="B Nazanin"/>
-          <w:sz w:val="24"/>
-          <w:szCs w:val="24"/>
-          <w:rtl/>
-        </w:rPr>
-        <w:t xml:space="preserve"> </w:t>
-      </w:r>
-      <w:r>
-        <w:rPr>
-          <w:rFonts w:cs="B Nazanin" w:hint="cs"/>
-          <w:sz w:val="24"/>
-          <w:szCs w:val="24"/>
-          <w:rtl/>
-        </w:rPr>
-        <w:t>یک</w:t>
-      </w:r>
-      <w:r>
-        <w:rPr>
-          <w:rFonts w:cs="B Nazanin"/>
-          <w:sz w:val="24"/>
-          <w:szCs w:val="24"/>
-          <w:rtl/>
-        </w:rPr>
-        <w:t xml:space="preserve"> </w:t>
-      </w:r>
-      <w:r>
-        <w:rPr>
-          <w:rFonts w:cs="B Nazanin" w:hint="cs"/>
-          <w:sz w:val="24"/>
-          <w:szCs w:val="24"/>
-          <w:rtl/>
-        </w:rPr>
-        <w:t>«خطای</w:t>
-      </w:r>
-      <w:r>
-        <w:rPr>
-          <w:rFonts w:cs="B Nazanin"/>
-          <w:sz w:val="24"/>
-          <w:szCs w:val="24"/>
-          <w:rtl/>
-        </w:rPr>
-        <w:t xml:space="preserve"> </w:t>
-      </w:r>
-      <w:r>
-        <w:rPr>
-          <w:rFonts w:cs="B Nazanin" w:hint="cs"/>
-          <w:sz w:val="24"/>
-          <w:szCs w:val="24"/>
-          <w:rtl/>
-        </w:rPr>
-        <w:t>سیستماتیک»</w:t>
-      </w:r>
-      <w:r>
-        <w:rPr>
-          <w:rFonts w:cs="B Nazanin"/>
-          <w:sz w:val="24"/>
-          <w:szCs w:val="24"/>
-          <w:rtl/>
-        </w:rPr>
-        <w:t xml:space="preserve"> </w:t>
-      </w:r>
-      <w:r>
-        <w:rPr>
-          <w:rFonts w:cs="B Nazanin" w:hint="cs"/>
-          <w:sz w:val="24"/>
-          <w:szCs w:val="24"/>
-          <w:rtl/>
-        </w:rPr>
-        <w:t>یا</w:t>
-      </w:r>
-      <w:r>
-        <w:rPr>
-          <w:rFonts w:cs="B Nazanin"/>
-          <w:sz w:val="24"/>
-          <w:szCs w:val="24"/>
-          <w:rtl/>
-        </w:rPr>
-        <w:t xml:space="preserve"> </w:t>
-      </w:r>
-      <w:r>
-        <w:rPr>
-          <w:rFonts w:cs="B Nazanin" w:hint="cs"/>
-          <w:sz w:val="24"/>
-          <w:szCs w:val="24"/>
-          <w:rtl/>
-        </w:rPr>
-        <w:t>ناهنجاری</w:t>
-      </w:r>
-      <w:r>
-        <w:rPr>
-          <w:rFonts w:cs="B Nazanin"/>
-          <w:sz w:val="24"/>
-          <w:szCs w:val="24"/>
-          <w:rtl/>
-        </w:rPr>
-        <w:t xml:space="preserve"> </w:t>
-      </w:r>
-      <w:r>
-        <w:rPr>
-          <w:rFonts w:cs="B Nazanin" w:hint="cs"/>
-          <w:sz w:val="24"/>
-          <w:szCs w:val="24"/>
-          <w:rtl/>
-        </w:rPr>
-        <w:t>واقعی</w:t>
-      </w:r>
-      <w:r>
-        <w:rPr>
-          <w:rFonts w:cs="B Nazanin"/>
-          <w:sz w:val="24"/>
-          <w:szCs w:val="24"/>
-          <w:rtl/>
-        </w:rPr>
-        <w:t xml:space="preserve"> </w:t>
-      </w:r>
-      <w:r>
-        <w:rPr>
-          <w:rFonts w:cs="B Nazanin" w:hint="cs"/>
-          <w:sz w:val="24"/>
-          <w:szCs w:val="24"/>
-          <w:rtl/>
-        </w:rPr>
-        <w:t>ت</w:t>
-      </w:r>
-      <w:r>
-        <w:rPr>
-          <w:rFonts w:cs="B Nazanin"/>
-          <w:sz w:val="24"/>
-          <w:szCs w:val="24"/>
-          <w:rtl/>
-        </w:rPr>
-        <w:t xml:space="preserve">لقی </w:t>
-      </w:r>
-      <w:proofErr w:type="spellStart"/>
-      <w:r>
-        <w:rPr>
-          <w:rFonts w:cs="B Nazanin"/>
-          <w:sz w:val="24"/>
-          <w:szCs w:val="24"/>
-          <w:rtl/>
-        </w:rPr>
-        <w:t>می‌کند</w:t>
-      </w:r>
-      <w:proofErr w:type="spellEnd"/>
-      <w:r>
-        <w:rPr>
-          <w:rFonts w:cs="B Nazanin"/>
-          <w:sz w:val="24"/>
-          <w:szCs w:val="24"/>
-          <w:rtl/>
-        </w:rPr>
-        <w:t>.</w:t>
-      </w:r>
-      <w:r>
-        <w:rPr>
-          <w:rFonts w:cs="B Nazanin"/>
-          <w:sz w:val="24"/>
-          <w:szCs w:val="24"/>
-          <w:rtl/>
-        </w:rPr>
-        <w:br/>
-      </w:r>
-      <w:r>
-        <w:rPr>
-          <w:rFonts w:cs="B Nazanin"/>
-          <w:sz w:val="24"/>
-          <w:szCs w:val="24"/>
-          <w:rtl/>
-        </w:rPr>
-        <w:br/>
-        <w:t xml:space="preserve"> ۲. الزامات اساسی برای </w:t>
-      </w:r>
-      <w:proofErr w:type="spellStart"/>
-      <w:r>
-        <w:rPr>
-          <w:rFonts w:cs="B Nazanin"/>
-          <w:sz w:val="24"/>
-          <w:szCs w:val="24"/>
-          <w:rtl/>
-        </w:rPr>
-        <w:t>پیاده‌سازی</w:t>
-      </w:r>
-      <w:proofErr w:type="spellEnd"/>
-      <w:r>
-        <w:rPr>
-          <w:rFonts w:cs="B Nazanin"/>
-          <w:sz w:val="24"/>
-          <w:szCs w:val="24"/>
-          <w:rtl/>
-        </w:rPr>
-        <w:t xml:space="preserve"> (</w:t>
-      </w:r>
-      <w:r>
-        <w:rPr>
-          <w:rFonts w:cs="B Nazanin"/>
-          <w:sz w:val="24"/>
-          <w:szCs w:val="24"/>
-        </w:rPr>
-        <w:t>Requirements</w:t>
-      </w:r>
-      <w:r>
-        <w:rPr>
-          <w:rFonts w:cs="B Nazanin"/>
-          <w:sz w:val="24"/>
-          <w:szCs w:val="24"/>
-          <w:rtl/>
-        </w:rPr>
-        <w:t>)</w:t>
-      </w:r>
-      <w:r>
-        <w:rPr>
-          <w:rFonts w:cs="B Nazanin"/>
-          <w:sz w:val="24"/>
-          <w:szCs w:val="24"/>
-          <w:rtl/>
-        </w:rPr>
-        <w:br/>
-        <w:t xml:space="preserve">برای اینکه این قاعده در سیستم </w:t>
-      </w:r>
-      <w:r>
-        <w:rPr>
-          <w:rFonts w:cs="B Nazanin"/>
-          <w:sz w:val="24"/>
-          <w:szCs w:val="24"/>
-        </w:rPr>
-        <w:t>RCA</w:t>
-      </w:r>
-      <w:r>
-        <w:rPr>
-          <w:rFonts w:cs="B Nazanin"/>
-          <w:sz w:val="24"/>
-          <w:szCs w:val="24"/>
-          <w:rtl/>
-        </w:rPr>
-        <w:t xml:space="preserve"> شما به درستی کار کند، رعایت الزامات زیر حیاتی است:</w:t>
-      </w:r>
-      <w:r>
-        <w:rPr>
-          <w:rFonts w:cs="B Nazanin"/>
-          <w:sz w:val="24"/>
-          <w:szCs w:val="24"/>
-          <w:rtl/>
-        </w:rPr>
-        <w:br/>
-        <w:t>- الف) فرض نرمال بودن (</w:t>
-      </w:r>
-      <w:r>
-        <w:rPr>
-          <w:rFonts w:cs="B Nazanin"/>
-          <w:sz w:val="24"/>
-          <w:szCs w:val="24"/>
-        </w:rPr>
-        <w:t>Normality</w:t>
-      </w:r>
-      <w:r>
-        <w:rPr>
-          <w:rFonts w:cs="B Nazanin"/>
-          <w:sz w:val="24"/>
-          <w:szCs w:val="24"/>
-          <w:rtl/>
-        </w:rPr>
-        <w:t xml:space="preserve">): این قاعده فقط زمانی دقیق است که </w:t>
-      </w:r>
-      <w:proofErr w:type="spellStart"/>
-      <w:r>
-        <w:rPr>
-          <w:rFonts w:cs="B Nazanin"/>
-          <w:sz w:val="24"/>
-          <w:szCs w:val="24"/>
-          <w:rtl/>
-        </w:rPr>
-        <w:t>داده‌های</w:t>
-      </w:r>
-      <w:proofErr w:type="spellEnd"/>
-      <w:r>
-        <w:rPr>
-          <w:rFonts w:cs="B Nazanin"/>
-          <w:sz w:val="24"/>
-          <w:szCs w:val="24"/>
-          <w:rtl/>
-        </w:rPr>
-        <w:t xml:space="preserve"> </w:t>
-      </w:r>
-      <w:proofErr w:type="spellStart"/>
-      <w:r>
-        <w:rPr>
-          <w:rFonts w:cs="B Nazanin"/>
-          <w:sz w:val="24"/>
-          <w:szCs w:val="24"/>
-          <w:rtl/>
-        </w:rPr>
-        <w:t>سنسور</w:t>
-      </w:r>
-      <w:proofErr w:type="spellEnd"/>
-      <w:r>
-        <w:rPr>
-          <w:rFonts w:cs="B Nazanin"/>
-          <w:sz w:val="24"/>
-          <w:szCs w:val="24"/>
-          <w:rtl/>
-        </w:rPr>
-        <w:t xml:space="preserve"> دارای «توزیع نرمال» (</w:t>
-      </w:r>
-      <w:proofErr w:type="spellStart"/>
-      <w:r>
-        <w:rPr>
-          <w:rFonts w:cs="B Nazanin"/>
-          <w:sz w:val="24"/>
-          <w:szCs w:val="24"/>
-          <w:rtl/>
-        </w:rPr>
-        <w:t>گوسی</w:t>
-      </w:r>
-      <w:proofErr w:type="spellEnd"/>
-      <w:r>
-        <w:rPr>
-          <w:rFonts w:cs="B Nazanin"/>
-          <w:sz w:val="24"/>
-          <w:szCs w:val="24"/>
-          <w:rtl/>
-        </w:rPr>
-        <w:t xml:space="preserve">) باشند. اگر توزیع </w:t>
-      </w:r>
-      <w:proofErr w:type="spellStart"/>
-      <w:r>
-        <w:rPr>
-          <w:rFonts w:cs="B Nazanin"/>
-          <w:sz w:val="24"/>
-          <w:szCs w:val="24"/>
-          <w:rtl/>
-        </w:rPr>
-        <w:t>داده‌ها</w:t>
-      </w:r>
-      <w:proofErr w:type="spellEnd"/>
-      <w:r>
-        <w:rPr>
-          <w:rFonts w:cs="B Nazanin"/>
-          <w:sz w:val="24"/>
-          <w:szCs w:val="24"/>
-          <w:rtl/>
-        </w:rPr>
-        <w:t xml:space="preserve"> </w:t>
-      </w:r>
-      <w:proofErr w:type="spellStart"/>
-      <w:r>
-        <w:rPr>
-          <w:rFonts w:cs="B Nazanin"/>
-          <w:sz w:val="24"/>
-          <w:szCs w:val="24"/>
-          <w:rtl/>
-        </w:rPr>
-        <w:t>چوله</w:t>
-      </w:r>
-      <w:proofErr w:type="spellEnd"/>
-      <w:r>
-        <w:rPr>
-          <w:rFonts w:cs="B Nazanin"/>
-          <w:sz w:val="24"/>
-          <w:szCs w:val="24"/>
-          <w:rtl/>
-        </w:rPr>
-        <w:t xml:space="preserve"> (</w:t>
-      </w:r>
-      <w:r>
-        <w:rPr>
-          <w:rFonts w:cs="B Nazanin"/>
-          <w:sz w:val="24"/>
-          <w:szCs w:val="24"/>
-        </w:rPr>
-        <w:t>Skewed</w:t>
-      </w:r>
-      <w:r>
-        <w:rPr>
-          <w:rFonts w:cs="B Nazanin"/>
-          <w:sz w:val="24"/>
-          <w:szCs w:val="24"/>
-          <w:rtl/>
-        </w:rPr>
-        <w:t xml:space="preserve">) باشد، استفاده از </w:t>
-      </w:r>
-      <w:r>
-        <w:rPr>
-          <w:rFonts w:cs="B Nazanin"/>
-          <w:sz w:val="24"/>
-          <w:szCs w:val="24"/>
-        </w:rPr>
-        <w:t>3sigma</w:t>
-      </w:r>
-      <w:r>
-        <w:rPr>
-          <w:rFonts w:cs="B Nazanin"/>
-          <w:sz w:val="24"/>
-          <w:szCs w:val="24"/>
-          <w:rtl/>
-        </w:rPr>
-        <w:t xml:space="preserve"> منجر به هشدارهای کاذب (</w:t>
-      </w:r>
-      <w:r>
-        <w:rPr>
-          <w:rFonts w:cs="B Nazanin"/>
-          <w:sz w:val="24"/>
-          <w:szCs w:val="24"/>
-        </w:rPr>
-        <w:t>False Alarms</w:t>
-      </w:r>
-      <w:r>
-        <w:rPr>
-          <w:rFonts w:cs="B Nazanin"/>
-          <w:sz w:val="24"/>
-          <w:szCs w:val="24"/>
-          <w:rtl/>
-        </w:rPr>
-        <w:t xml:space="preserve">) زیادی </w:t>
-      </w:r>
-      <w:proofErr w:type="spellStart"/>
-      <w:r>
-        <w:rPr>
-          <w:rFonts w:cs="B Nazanin"/>
-          <w:sz w:val="24"/>
-          <w:szCs w:val="24"/>
-          <w:rtl/>
-        </w:rPr>
-        <w:t>می‌شود</w:t>
-      </w:r>
-      <w:proofErr w:type="spellEnd"/>
-      <w:r>
-        <w:rPr>
-          <w:rFonts w:cs="B Nazanin"/>
-          <w:sz w:val="24"/>
-          <w:szCs w:val="24"/>
-          <w:rtl/>
-        </w:rPr>
-        <w:t>.</w:t>
-      </w:r>
-      <w:r>
-        <w:rPr>
-          <w:rFonts w:cs="B Nazanin"/>
-          <w:sz w:val="24"/>
-          <w:szCs w:val="24"/>
-          <w:rtl/>
-        </w:rPr>
-        <w:br/>
-        <w:t>- ب) حجم داده کافی (</w:t>
-      </w:r>
-      <w:r>
-        <w:rPr>
-          <w:rFonts w:cs="B Nazanin"/>
-          <w:sz w:val="24"/>
-          <w:szCs w:val="24"/>
-        </w:rPr>
-        <w:t>Sample Size</w:t>
-      </w:r>
-      <w:r>
-        <w:rPr>
-          <w:rFonts w:cs="B Nazanin"/>
-          <w:sz w:val="24"/>
-          <w:szCs w:val="24"/>
-          <w:rtl/>
-        </w:rPr>
-        <w:t>): برای محاسبه یک میانگین (</w:t>
-      </w:r>
-      <w:r>
-        <w:rPr>
-          <w:rFonts w:cs="B Nazanin"/>
-          <w:sz w:val="24"/>
-          <w:szCs w:val="24"/>
-        </w:rPr>
-        <w:t>mu</w:t>
-      </w:r>
-      <w:r>
-        <w:rPr>
-          <w:rFonts w:cs="B Nazanin"/>
-          <w:sz w:val="24"/>
-          <w:szCs w:val="24"/>
-          <w:rtl/>
-        </w:rPr>
-        <w:t>) و انحراف معیار (</w:t>
-      </w:r>
-      <w:r>
-        <w:rPr>
-          <w:rFonts w:cs="B Nazanin"/>
-          <w:sz w:val="24"/>
-          <w:szCs w:val="24"/>
-        </w:rPr>
-        <w:t>sigma</w:t>
-      </w:r>
-      <w:r>
-        <w:rPr>
-          <w:rFonts w:cs="B Nazanin"/>
-          <w:sz w:val="24"/>
-          <w:szCs w:val="24"/>
-          <w:rtl/>
-        </w:rPr>
-        <w:t>) معتبر، به یک بازه زمانی طولانی از «وضعیت سلامت» (</w:t>
-      </w:r>
-      <w:r>
-        <w:rPr>
-          <w:rFonts w:cs="B Nazanin"/>
-          <w:sz w:val="24"/>
-          <w:szCs w:val="24"/>
-        </w:rPr>
-        <w:t>Baseline</w:t>
-      </w:r>
-      <w:r>
-        <w:rPr>
-          <w:rFonts w:cs="B Nazanin"/>
-          <w:sz w:val="24"/>
-          <w:szCs w:val="24"/>
-          <w:rtl/>
-        </w:rPr>
-        <w:t>) نیاز دارید.</w:t>
-      </w:r>
-      <w:r>
-        <w:rPr>
-          <w:rFonts w:cs="B Nazanin"/>
-          <w:sz w:val="24"/>
-          <w:szCs w:val="24"/>
-          <w:rtl/>
-        </w:rPr>
-        <w:br/>
-        <w:t xml:space="preserve">- ج) ایستایی </w:t>
-      </w:r>
-      <w:proofErr w:type="spellStart"/>
-      <w:r>
-        <w:rPr>
-          <w:rFonts w:cs="B Nazanin"/>
-          <w:sz w:val="24"/>
-          <w:szCs w:val="24"/>
-          <w:rtl/>
-        </w:rPr>
-        <w:t>داده‌ها</w:t>
-      </w:r>
-      <w:proofErr w:type="spellEnd"/>
-      <w:r>
-        <w:rPr>
-          <w:rFonts w:cs="B Nazanin"/>
-          <w:sz w:val="24"/>
-          <w:szCs w:val="24"/>
-          <w:rtl/>
-        </w:rPr>
-        <w:t xml:space="preserve"> (</w:t>
-      </w:r>
-      <w:r>
-        <w:rPr>
-          <w:rFonts w:cs="B Nazanin"/>
-          <w:sz w:val="24"/>
-          <w:szCs w:val="24"/>
-        </w:rPr>
-        <w:t>Stationarity</w:t>
-      </w:r>
-      <w:r>
-        <w:rPr>
-          <w:rFonts w:cs="B Nazanin"/>
-          <w:sz w:val="24"/>
-          <w:szCs w:val="24"/>
-          <w:rtl/>
-        </w:rPr>
-        <w:t xml:space="preserve">): </w:t>
-      </w:r>
-      <w:proofErr w:type="spellStart"/>
-      <w:r>
-        <w:rPr>
-          <w:rFonts w:cs="B Nazanin"/>
-          <w:sz w:val="24"/>
-          <w:szCs w:val="24"/>
-          <w:rtl/>
-        </w:rPr>
-        <w:t>داده‌های</w:t>
-      </w:r>
-      <w:proofErr w:type="spellEnd"/>
-      <w:r>
-        <w:rPr>
-          <w:rFonts w:cs="B Nazanin"/>
-          <w:sz w:val="24"/>
-          <w:szCs w:val="24"/>
-          <w:rtl/>
-        </w:rPr>
-        <w:t xml:space="preserve"> </w:t>
-      </w:r>
-      <w:proofErr w:type="spellStart"/>
-      <w:r>
-        <w:rPr>
-          <w:rFonts w:cs="B Nazanin"/>
-          <w:sz w:val="24"/>
-          <w:szCs w:val="24"/>
-          <w:rtl/>
-        </w:rPr>
-        <w:t>سنسور</w:t>
-      </w:r>
-      <w:proofErr w:type="spellEnd"/>
-      <w:r>
-        <w:rPr>
-          <w:rFonts w:cs="B Nazanin"/>
-          <w:sz w:val="24"/>
-          <w:szCs w:val="24"/>
-          <w:rtl/>
-        </w:rPr>
-        <w:t xml:space="preserve"> نباید دارای «روند» (</w:t>
-      </w:r>
-      <w:r>
-        <w:rPr>
-          <w:rFonts w:cs="B Nazanin"/>
-          <w:sz w:val="24"/>
-          <w:szCs w:val="24"/>
-        </w:rPr>
-        <w:t>Trend</w:t>
-      </w:r>
-      <w:r>
-        <w:rPr>
-          <w:rFonts w:cs="B Nazanin"/>
-          <w:sz w:val="24"/>
-          <w:szCs w:val="24"/>
-          <w:rtl/>
-        </w:rPr>
-        <w:t xml:space="preserve">) </w:t>
-      </w:r>
-      <w:proofErr w:type="spellStart"/>
-      <w:r>
-        <w:rPr>
-          <w:rFonts w:cs="B Nazanin"/>
-          <w:sz w:val="24"/>
-          <w:szCs w:val="24"/>
-          <w:rtl/>
-        </w:rPr>
-        <w:t>طولانی‌مدت</w:t>
-      </w:r>
-      <w:proofErr w:type="spellEnd"/>
-      <w:r>
-        <w:rPr>
-          <w:rFonts w:cs="B Nazanin"/>
-          <w:sz w:val="24"/>
-          <w:szCs w:val="24"/>
-          <w:rtl/>
-        </w:rPr>
-        <w:t xml:space="preserve"> ناشی از عوامل فصلی باشند. در غیر این صورت، 3</w:t>
-      </w:r>
-      <w:r>
-        <w:rPr>
-          <w:rFonts w:cs="B Nazanin"/>
-          <w:sz w:val="24"/>
-          <w:szCs w:val="24"/>
-        </w:rPr>
-        <w:t>sigma</w:t>
-      </w:r>
-      <w:r>
-        <w:rPr>
-          <w:rFonts w:cs="B Nazanin"/>
-          <w:sz w:val="24"/>
-          <w:szCs w:val="24"/>
-          <w:rtl/>
-        </w:rPr>
-        <w:t xml:space="preserve"> باید به صورت پویا (</w:t>
-      </w:r>
-      <w:r>
-        <w:rPr>
-          <w:rFonts w:cs="B Nazanin"/>
-          <w:sz w:val="24"/>
-          <w:szCs w:val="24"/>
-        </w:rPr>
-        <w:t>Dynamic Threshold</w:t>
-      </w:r>
-      <w:r>
-        <w:rPr>
-          <w:rFonts w:cs="B Nazanin"/>
-          <w:sz w:val="24"/>
-          <w:szCs w:val="24"/>
-          <w:rtl/>
-        </w:rPr>
-        <w:t>) محاسبه شود.</w:t>
-      </w:r>
-      <w:r>
-        <w:rPr>
-          <w:rFonts w:cs="B Nazanin"/>
-          <w:sz w:val="24"/>
-          <w:szCs w:val="24"/>
-          <w:rtl/>
-        </w:rPr>
-        <w:br/>
-        <w:t xml:space="preserve">- د) فیلتر کردن </w:t>
-      </w:r>
-      <w:proofErr w:type="spellStart"/>
-      <w:r>
-        <w:rPr>
-          <w:rFonts w:cs="B Nazanin"/>
-          <w:sz w:val="24"/>
-          <w:szCs w:val="24"/>
-          <w:rtl/>
-        </w:rPr>
-        <w:t>نویز</w:t>
-      </w:r>
-      <w:proofErr w:type="spellEnd"/>
-      <w:r>
-        <w:rPr>
-          <w:rFonts w:cs="B Nazanin"/>
-          <w:sz w:val="24"/>
-          <w:szCs w:val="24"/>
-          <w:rtl/>
-        </w:rPr>
-        <w:t xml:space="preserve"> اولیه: قبل از اعمال قاعده </w:t>
-      </w:r>
-      <w:r>
-        <w:rPr>
-          <w:rFonts w:cs="B Nazanin"/>
-          <w:sz w:val="24"/>
-          <w:szCs w:val="24"/>
-        </w:rPr>
-        <w:t>3sigma</w:t>
-      </w:r>
-      <w:r>
-        <w:rPr>
-          <w:rFonts w:cs="B Nazanin"/>
-          <w:sz w:val="24"/>
-          <w:szCs w:val="24"/>
-          <w:rtl/>
-        </w:rPr>
-        <w:t xml:space="preserve"> ، </w:t>
-      </w:r>
-      <w:proofErr w:type="spellStart"/>
-      <w:r>
-        <w:rPr>
-          <w:rFonts w:cs="B Nazanin"/>
-          <w:sz w:val="24"/>
-          <w:szCs w:val="24"/>
-          <w:rtl/>
-        </w:rPr>
-        <w:t>داده‌های</w:t>
-      </w:r>
-      <w:proofErr w:type="spellEnd"/>
-      <w:r>
-        <w:rPr>
-          <w:rFonts w:cs="B Nazanin"/>
-          <w:sz w:val="24"/>
-          <w:szCs w:val="24"/>
-          <w:rtl/>
-        </w:rPr>
-        <w:t xml:space="preserve"> </w:t>
-      </w:r>
-      <w:proofErr w:type="spellStart"/>
-      <w:r>
-        <w:rPr>
-          <w:rFonts w:cs="B Nazanin"/>
-          <w:sz w:val="24"/>
-          <w:szCs w:val="24"/>
-          <w:rtl/>
-        </w:rPr>
-        <w:t>پرتِ</w:t>
-      </w:r>
-      <w:proofErr w:type="spellEnd"/>
-      <w:r>
-        <w:rPr>
-          <w:rFonts w:cs="B Nazanin"/>
-          <w:sz w:val="24"/>
-          <w:szCs w:val="24"/>
-          <w:rtl/>
-        </w:rPr>
-        <w:t xml:space="preserve"> </w:t>
-      </w:r>
-      <w:proofErr w:type="spellStart"/>
-      <w:r>
-        <w:rPr>
-          <w:rFonts w:cs="B Nazanin"/>
-          <w:sz w:val="24"/>
-          <w:szCs w:val="24"/>
-          <w:rtl/>
-        </w:rPr>
-        <w:t>لحظه‌ای</w:t>
-      </w:r>
-      <w:proofErr w:type="spellEnd"/>
-      <w:r>
-        <w:rPr>
-          <w:rFonts w:cs="B Nazanin"/>
-          <w:sz w:val="24"/>
-          <w:szCs w:val="24"/>
-          <w:rtl/>
-        </w:rPr>
-        <w:t xml:space="preserve"> (</w:t>
-      </w:r>
-      <w:r>
-        <w:rPr>
-          <w:rFonts w:cs="B Nazanin"/>
-          <w:sz w:val="24"/>
-          <w:szCs w:val="24"/>
-        </w:rPr>
-        <w:t>Spikes</w:t>
-      </w:r>
-      <w:r>
-        <w:rPr>
-          <w:rFonts w:cs="B Nazanin"/>
-          <w:sz w:val="24"/>
-          <w:szCs w:val="24"/>
-          <w:rtl/>
-        </w:rPr>
-        <w:t xml:space="preserve">) ناشی از نوسانات برق یا اختلالات مخابراتی باید حذف شوند تا مقدار </w:t>
-      </w:r>
-      <w:r>
-        <w:rPr>
-          <w:rFonts w:cs="B Nazanin"/>
-          <w:sz w:val="24"/>
-          <w:szCs w:val="24"/>
-        </w:rPr>
-        <w:t>sigma</w:t>
-      </w:r>
-      <w:r>
-        <w:rPr>
-          <w:rFonts w:cs="B Nazanin"/>
-          <w:sz w:val="24"/>
-          <w:szCs w:val="24"/>
-          <w:rtl/>
-        </w:rPr>
-        <w:t xml:space="preserve"> را به طور کاذب متورم نکنند.</w:t>
-      </w:r>
-      <w:r>
-        <w:rPr>
-          <w:rFonts w:cs="B Nazanin"/>
-          <w:sz w:val="24"/>
-          <w:szCs w:val="24"/>
-          <w:rtl/>
-        </w:rPr>
-        <w:br/>
-      </w:r>
-      <w:r>
-        <w:rPr>
-          <w:rFonts w:cs="B Nazanin"/>
-          <w:sz w:val="24"/>
-          <w:szCs w:val="24"/>
-          <w:rtl/>
-        </w:rPr>
-        <w:br/>
-        <w:t xml:space="preserve"> ۳. انطباق با استانداردهای مرجع (</w:t>
-      </w:r>
-      <w:r>
-        <w:rPr>
-          <w:rFonts w:cs="B Nazanin"/>
-          <w:sz w:val="24"/>
-          <w:szCs w:val="24"/>
-        </w:rPr>
-        <w:t>Standards Compliance</w:t>
-      </w:r>
-      <w:r>
-        <w:rPr>
-          <w:rFonts w:cs="B Nazanin"/>
-          <w:sz w:val="24"/>
-          <w:szCs w:val="24"/>
-          <w:rtl/>
-        </w:rPr>
-        <w:t>)</w:t>
-      </w:r>
-      <w:r>
-        <w:rPr>
-          <w:rFonts w:cs="B Nazanin"/>
-          <w:sz w:val="24"/>
-          <w:szCs w:val="24"/>
-          <w:rtl/>
-        </w:rPr>
-        <w:br/>
-      </w:r>
-      <w:proofErr w:type="spellStart"/>
-      <w:r>
-        <w:rPr>
-          <w:rFonts w:cs="B Nazanin"/>
-          <w:sz w:val="24"/>
-          <w:szCs w:val="24"/>
-          <w:rtl/>
-        </w:rPr>
-        <w:t>پیاده‌سازی</w:t>
-      </w:r>
-      <w:proofErr w:type="spellEnd"/>
-      <w:r>
-        <w:rPr>
-          <w:rFonts w:cs="B Nazanin"/>
-          <w:sz w:val="24"/>
-          <w:szCs w:val="24"/>
-          <w:rtl/>
-        </w:rPr>
-        <w:t xml:space="preserve"> این قاعده در </w:t>
-      </w:r>
-      <w:proofErr w:type="spellStart"/>
-      <w:r>
-        <w:rPr>
-          <w:rFonts w:cs="B Nazanin"/>
-          <w:sz w:val="24"/>
-          <w:szCs w:val="24"/>
-          <w:rtl/>
-        </w:rPr>
-        <w:t>سیستم‌های</w:t>
-      </w:r>
-      <w:proofErr w:type="spellEnd"/>
-      <w:r>
-        <w:rPr>
-          <w:rFonts w:cs="B Nazanin"/>
-          <w:sz w:val="24"/>
-          <w:szCs w:val="24"/>
-          <w:rtl/>
-        </w:rPr>
-        <w:t xml:space="preserve"> </w:t>
-      </w:r>
-      <w:proofErr w:type="spellStart"/>
-      <w:r>
-        <w:rPr>
-          <w:rFonts w:cs="B Nazanin"/>
-          <w:sz w:val="24"/>
-          <w:szCs w:val="24"/>
-          <w:rtl/>
-        </w:rPr>
-        <w:t>عیب‌یابی</w:t>
-      </w:r>
-      <w:proofErr w:type="spellEnd"/>
-      <w:r>
-        <w:rPr>
-          <w:rFonts w:cs="B Nazanin"/>
-          <w:sz w:val="24"/>
-          <w:szCs w:val="24"/>
-          <w:rtl/>
-        </w:rPr>
-        <w:t xml:space="preserve"> </w:t>
-      </w:r>
-      <w:proofErr w:type="spellStart"/>
-      <w:r>
-        <w:rPr>
-          <w:rFonts w:cs="B Nazanin"/>
-          <w:sz w:val="24"/>
-          <w:szCs w:val="24"/>
-          <w:rtl/>
-        </w:rPr>
-        <w:t>نیروگاهی</w:t>
-      </w:r>
-      <w:proofErr w:type="spellEnd"/>
-      <w:r>
-        <w:rPr>
-          <w:rFonts w:cs="B Nazanin"/>
-          <w:sz w:val="24"/>
-          <w:szCs w:val="24"/>
-          <w:rtl/>
-        </w:rPr>
-        <w:t xml:space="preserve"> و صنعتی با استانداردهای زیر همسو است:</w:t>
-      </w:r>
-      <w:r>
-        <w:rPr>
-          <w:rFonts w:cs="B Nazanin"/>
-          <w:sz w:val="24"/>
-          <w:szCs w:val="24"/>
-          <w:rtl/>
-        </w:rPr>
-        <w:br/>
-        <w:t xml:space="preserve">- استاندارد </w:t>
-      </w:r>
-      <w:r>
-        <w:rPr>
-          <w:rFonts w:cs="B Nazanin"/>
-          <w:sz w:val="24"/>
-          <w:szCs w:val="24"/>
-        </w:rPr>
-        <w:t>ISO 7870 (Control Charts)</w:t>
-      </w:r>
-      <w:r>
-        <w:rPr>
-          <w:rFonts w:cs="B Nazanin"/>
-          <w:sz w:val="24"/>
-          <w:szCs w:val="24"/>
-          <w:rtl/>
-        </w:rPr>
-        <w:t xml:space="preserve">: این استاندارد مستقیماً به استفاده از حدود </w:t>
-      </w:r>
-      <w:r>
-        <w:rPr>
-          <w:rFonts w:cs="B Nazanin"/>
-          <w:sz w:val="24"/>
-          <w:szCs w:val="24"/>
-        </w:rPr>
-        <w:t>3sigma</w:t>
-      </w:r>
-      <w:r>
-        <w:rPr>
-          <w:rFonts w:cs="B Nazanin"/>
-          <w:sz w:val="24"/>
-          <w:szCs w:val="24"/>
-          <w:rtl/>
-        </w:rPr>
-        <w:t xml:space="preserve"> در نمودارهای کنترل (</w:t>
-      </w:r>
-      <w:r>
-        <w:rPr>
-          <w:rFonts w:cs="B Nazanin"/>
-          <w:sz w:val="24"/>
-          <w:szCs w:val="24"/>
-        </w:rPr>
-        <w:t>Shewhart charts</w:t>
-      </w:r>
-      <w:r>
-        <w:rPr>
-          <w:rFonts w:cs="B Nazanin"/>
-          <w:sz w:val="24"/>
-          <w:szCs w:val="24"/>
-          <w:rtl/>
-        </w:rPr>
-        <w:t>) اشاره دارد و آن را مرجعی برای تشخیص خروج فرآیند از کنترل (</w:t>
-      </w:r>
-      <w:r>
-        <w:rPr>
-          <w:rFonts w:cs="B Nazanin"/>
-          <w:sz w:val="24"/>
-          <w:szCs w:val="24"/>
-        </w:rPr>
-        <w:t>Out of Control</w:t>
-      </w:r>
-      <w:r>
-        <w:rPr>
-          <w:rFonts w:cs="B Nazanin"/>
-          <w:sz w:val="24"/>
-          <w:szCs w:val="24"/>
-          <w:rtl/>
-        </w:rPr>
-        <w:t xml:space="preserve">) </w:t>
-      </w:r>
-      <w:proofErr w:type="spellStart"/>
-      <w:r>
-        <w:rPr>
-          <w:rFonts w:cs="B Nazanin"/>
-          <w:sz w:val="24"/>
-          <w:szCs w:val="24"/>
-          <w:rtl/>
-        </w:rPr>
-        <w:t>می‌داند</w:t>
-      </w:r>
-      <w:proofErr w:type="spellEnd"/>
-      <w:r>
-        <w:rPr>
-          <w:rFonts w:cs="B Nazanin"/>
-          <w:sz w:val="24"/>
-          <w:szCs w:val="24"/>
-          <w:rtl/>
-        </w:rPr>
-        <w:t>.</w:t>
-      </w:r>
-      <w:r>
-        <w:rPr>
-          <w:rFonts w:cs="B Nazanin"/>
-          <w:sz w:val="24"/>
-          <w:szCs w:val="24"/>
-          <w:rtl/>
-        </w:rPr>
-        <w:br/>
-      </w:r>
-      <w:r>
-        <w:rPr>
-          <w:rFonts w:cs="B Nazanin"/>
-          <w:sz w:val="24"/>
-          <w:szCs w:val="24"/>
-          <w:rtl/>
-        </w:rPr>
-        <w:lastRenderedPageBreak/>
-        <w:t xml:space="preserve">- استاندارد </w:t>
-      </w:r>
-      <w:r>
-        <w:rPr>
-          <w:rFonts w:cs="B Nazanin"/>
-          <w:sz w:val="24"/>
-          <w:szCs w:val="24"/>
-        </w:rPr>
-        <w:t>ISO 13379 (Condition Monitoring)</w:t>
-      </w:r>
-      <w:r>
-        <w:rPr>
-          <w:rFonts w:cs="B Nazanin"/>
-          <w:sz w:val="24"/>
-          <w:szCs w:val="24"/>
-          <w:rtl/>
-        </w:rPr>
-        <w:t xml:space="preserve">: در بخش تفسیر </w:t>
-      </w:r>
-      <w:proofErr w:type="spellStart"/>
-      <w:r>
-        <w:rPr>
-          <w:rFonts w:cs="B Nazanin"/>
-          <w:sz w:val="24"/>
-          <w:szCs w:val="24"/>
-          <w:rtl/>
-        </w:rPr>
-        <w:t>داده‌ها</w:t>
-      </w:r>
-      <w:proofErr w:type="spellEnd"/>
-      <w:r>
-        <w:rPr>
-          <w:rFonts w:cs="B Nazanin"/>
-          <w:sz w:val="24"/>
-          <w:szCs w:val="24"/>
-          <w:rtl/>
-        </w:rPr>
-        <w:t xml:space="preserve">، این استاندارد توصیه </w:t>
-      </w:r>
-      <w:proofErr w:type="spellStart"/>
-      <w:r>
-        <w:rPr>
-          <w:rFonts w:cs="B Nazanin"/>
-          <w:sz w:val="24"/>
-          <w:szCs w:val="24"/>
-          <w:rtl/>
-        </w:rPr>
-        <w:t>می‌کند</w:t>
-      </w:r>
-      <w:proofErr w:type="spellEnd"/>
-      <w:r>
-        <w:rPr>
-          <w:rFonts w:cs="B Nazanin"/>
-          <w:sz w:val="24"/>
-          <w:szCs w:val="24"/>
-          <w:rtl/>
-        </w:rPr>
-        <w:t xml:space="preserve"> که </w:t>
-      </w:r>
-      <w:proofErr w:type="spellStart"/>
-      <w:r>
-        <w:rPr>
-          <w:rFonts w:cs="B Nazanin"/>
-          <w:sz w:val="24"/>
-          <w:szCs w:val="24"/>
-          <w:rtl/>
-        </w:rPr>
-        <w:t>آستانه‌های</w:t>
-      </w:r>
-      <w:proofErr w:type="spellEnd"/>
-      <w:r>
-        <w:rPr>
-          <w:rFonts w:cs="B Nazanin"/>
-          <w:sz w:val="24"/>
-          <w:szCs w:val="24"/>
-          <w:rtl/>
-        </w:rPr>
-        <w:t xml:space="preserve"> هشدار (</w:t>
-      </w:r>
-      <w:r>
-        <w:rPr>
-          <w:rFonts w:cs="B Nazanin"/>
-          <w:sz w:val="24"/>
-          <w:szCs w:val="24"/>
-        </w:rPr>
-        <w:t>AlertAlarm</w:t>
-      </w:r>
-      <w:r>
-        <w:rPr>
-          <w:rFonts w:cs="B Nazanin"/>
-          <w:sz w:val="24"/>
-          <w:szCs w:val="24"/>
-          <w:rtl/>
-        </w:rPr>
-        <w:t xml:space="preserve">) بر اساس فواصل آماری از وضعیت </w:t>
-      </w:r>
-      <w:r>
-        <w:rPr>
-          <w:rFonts w:cs="B Nazanin"/>
-          <w:sz w:val="24"/>
-          <w:szCs w:val="24"/>
-        </w:rPr>
-        <w:t>Baseline</w:t>
-      </w:r>
-      <w:r>
-        <w:rPr>
-          <w:rFonts w:cs="B Nazanin"/>
-          <w:sz w:val="24"/>
-          <w:szCs w:val="24"/>
-          <w:rtl/>
-        </w:rPr>
-        <w:t xml:space="preserve"> تعیین شوند که </w:t>
-      </w:r>
-      <w:r>
-        <w:rPr>
-          <w:rFonts w:cs="B Nazanin"/>
-          <w:sz w:val="24"/>
-          <w:szCs w:val="24"/>
-        </w:rPr>
-        <w:t>3sigma</w:t>
-      </w:r>
-      <w:r>
-        <w:rPr>
-          <w:rFonts w:cs="B Nazanin"/>
-          <w:sz w:val="24"/>
-          <w:szCs w:val="24"/>
-          <w:rtl/>
-        </w:rPr>
-        <w:t xml:space="preserve"> </w:t>
-      </w:r>
-      <w:proofErr w:type="spellStart"/>
-      <w:r>
-        <w:rPr>
-          <w:rFonts w:cs="B Nazanin"/>
-          <w:sz w:val="24"/>
-          <w:szCs w:val="24"/>
-          <w:rtl/>
-        </w:rPr>
-        <w:t>متداول‌ترین</w:t>
-      </w:r>
-      <w:proofErr w:type="spellEnd"/>
-      <w:r>
-        <w:rPr>
-          <w:rFonts w:cs="B Nazanin"/>
-          <w:sz w:val="24"/>
-          <w:szCs w:val="24"/>
-          <w:rtl/>
-        </w:rPr>
-        <w:t xml:space="preserve"> </w:t>
-      </w:r>
-      <w:proofErr w:type="spellStart"/>
-      <w:r>
-        <w:rPr>
-          <w:rFonts w:cs="B Nazanin"/>
-          <w:sz w:val="24"/>
-          <w:szCs w:val="24"/>
-          <w:rtl/>
-        </w:rPr>
-        <w:t>آن‌هاست</w:t>
       </w:r>
       <w:proofErr w:type="spellEnd"/>
       <w:r>
@@ -2060,24 +398,414 @@
       </w:pPr>
       <w:r>
         <w:rPr>
-          <w:rFonts w:cs="B Nazanin"/>
-          <w:sz w:val="24"/>
-          <w:szCs w:val="24"/>
-          <w:rtl/>
-        </w:rPr>
-        <w:t xml:space="preserve">- </w:t>
-      </w:r>
-      <w:proofErr w:type="spellStart"/>
-      <w:r>
-        <w:rPr>
-          <w:rFonts w:cs="B Nazanin"/>
-          <w:sz w:val="24"/>
-          <w:szCs w:val="24"/>
-          <w:rtl/>
-        </w:rPr>
-        <w:t>متدولوژی</w:t>
-      </w:r>
-      <w:proofErr w:type="spellEnd"/>
+          <w:rFonts w:cs="B Nazanin" w:hint="cs"/>
+          <w:sz w:val="24"/>
+          <w:szCs w:val="24"/>
+          <w:rtl/>
+        </w:rPr>
+        <w:t xml:space="preserve">                                      </w:t>
+      </w:r>
+      <w:r>
+        <w:rPr>
+          <w:rFonts w:cs="B Nazanin"/>
+          <w:noProof/>
+          <w:sz w:val="24"/>
+          <w:szCs w:val="24"/>
+          <w:rtl/>
+          <w:lang w:val="fa-IR"/>
+        </w:rPr>
+        <w:drawing>
+          <wp:inline distT="0" distB="0" distL="0" distR="0" wp14:anchorId="2A32982C" wp14:editId="3392C7C3">
+            <wp:extent cx="2857500" cy="1600200"/>
+            <wp:effectExtent l="0" t="0" r="0" b="0"/>
+            <wp:docPr id="1" name="Picture 1"/>
+            <wp:cNvGraphicFramePr>
+              <a:graphicFrameLocks xmlns:a="http://schemas.openxmlformats.org/drawingml/2006/main" noChangeAspect="1"/>
+            </wp:cNvGraphicFramePr>
+            <a:graphic xmlns:a="http://schemas.openxmlformats.org/drawingml/2006/main">
+              <a:graphicData uri="http://schemas.openxmlformats.org/drawingml/2006/picture">
+                <pic:pic xmlns:pic="http://schemas.openxmlformats.org/drawingml/2006/picture">
+                  <pic:nvPicPr>
+                    <pic:cNvPr id="1" name="Picture 1"/>
+                    <pic:cNvPicPr/>
+                  </pic:nvPicPr>
+                  <pic:blipFill>
+                    <a:blip r:embed="rId7">
+                      <a:extLst>
+                        <a:ext uri="{28A0092B-C50C-407E-A947-70E740481C1C}">
+                          <a14:useLocalDpi xmlns:a14="http://schemas.microsoft.com/office/drawing/2010/main" val="0"/>
+                        </a:ext>
+                      </a:extLst>
+                    </a:blip>
+                    <a:stretch>
+                      <a:fillRect/>
+                    </a:stretch>
+                  </pic:blipFill>
+                  <pic:spPr>
+                    <a:xfrm>
+                      <a:off x="0" y="0"/>
+                      <a:ext cx="2857500" cy="1600200"/>
+                    </a:xfrm>
+                    <a:prstGeom prst="rect">
+                      <a:avLst/>
+                    </a:prstGeom>
+                  </pic:spPr>
+                </pic:pic>
+              </a:graphicData>
+            </a:graphic>
+          </wp:inline>
+        </w:drawing>
+      </w:r>
+      <w:r>
+        <w:rPr>
+          <w:rFonts w:cs="B Nazanin"/>
+          <w:sz w:val="24"/>
+          <w:szCs w:val="24"/>
+          <w:rtl/>
+        </w:rPr>
+        <w:br/>
+      </w:r>
+      <w:r>
+        <w:rPr>
+          <w:rFonts w:cs="B Nazanin"/>
+          <w:sz w:val="24"/>
+          <w:szCs w:val="24"/>
+          <w:rtl/>
+        </w:rPr>
+        <w:br/>
+        <w:t xml:space="preserve">در ادامه، الزامات </w:t>
+      </w:r>
+      <w:proofErr w:type="spellStart"/>
+      <w:r>
+        <w:rPr>
+          <w:rFonts w:cs="B Nazanin"/>
+          <w:sz w:val="24"/>
+          <w:szCs w:val="24"/>
+          <w:rtl/>
+        </w:rPr>
+        <w:t>پیاده‌سازی</w:t>
+      </w:r>
+      <w:proofErr w:type="spellEnd"/>
+      <w:r>
+        <w:rPr>
+          <w:rFonts w:cs="B Nazanin"/>
+          <w:sz w:val="24"/>
+          <w:szCs w:val="24"/>
+          <w:rtl/>
+        </w:rPr>
+        <w:t xml:space="preserve"> و انطباق آن با استانداردهای صنعتی تشریح </w:t>
+      </w:r>
+      <w:proofErr w:type="spellStart"/>
+      <w:r>
+        <w:rPr>
+          <w:rFonts w:cs="B Nazanin"/>
+          <w:sz w:val="24"/>
+          <w:szCs w:val="24"/>
+          <w:rtl/>
+        </w:rPr>
+        <w:t>می‌شود</w:t>
+      </w:r>
+      <w:proofErr w:type="spellEnd"/>
+      <w:r>
+        <w:rPr>
+          <w:rFonts w:cs="B Nazanin"/>
+          <w:sz w:val="24"/>
+          <w:szCs w:val="24"/>
+          <w:rtl/>
+        </w:rPr>
+        <w:t>:</w:t>
+      </w:r>
+      <w:r>
+        <w:rPr>
+          <w:rFonts w:cs="B Nazanin"/>
+          <w:sz w:val="24"/>
+          <w:szCs w:val="24"/>
+          <w:rtl/>
+        </w:rPr>
+        <w:br/>
+        <w:t xml:space="preserve"> ۱. مفهوم فنی و عملیاتی </w:t>
+      </w:r>
+      <w:r>
+        <w:rPr>
+          <w:rFonts w:cs="B Nazanin"/>
+          <w:sz w:val="24"/>
+          <w:szCs w:val="24"/>
+        </w:rPr>
+        <w:t>3sigma</w:t>
+      </w:r>
+      <w:r>
+        <w:rPr>
+          <w:rFonts w:cs="B Nazanin"/>
+          <w:sz w:val="24"/>
+          <w:szCs w:val="24"/>
+          <w:rtl/>
+        </w:rPr>
+        <w:br/>
+        <w:t xml:space="preserve">در </w:t>
+      </w:r>
+      <w:proofErr w:type="spellStart"/>
+      <w:r>
+        <w:rPr>
+          <w:rFonts w:cs="B Nazanin"/>
+          <w:sz w:val="24"/>
+          <w:szCs w:val="24"/>
+          <w:rtl/>
+        </w:rPr>
+        <w:t>سیستم‌های</w:t>
+      </w:r>
+      <w:proofErr w:type="spellEnd"/>
+      <w:r>
+        <w:rPr>
+          <w:rFonts w:cs="B Nazanin"/>
+          <w:sz w:val="24"/>
+          <w:szCs w:val="24"/>
+          <w:rtl/>
+        </w:rPr>
+        <w:t xml:space="preserve"> مانیتورینگ </w:t>
+      </w:r>
+      <w:proofErr w:type="spellStart"/>
+      <w:r>
+        <w:rPr>
+          <w:rFonts w:cs="B Nazanin"/>
+          <w:sz w:val="24"/>
+          <w:szCs w:val="24"/>
+          <w:rtl/>
+        </w:rPr>
+        <w:t>سنسورها</w:t>
+      </w:r>
+      <w:proofErr w:type="spellEnd"/>
+      <w:r>
+        <w:rPr>
+          <w:rFonts w:cs="B Nazanin"/>
+          <w:sz w:val="24"/>
+          <w:szCs w:val="24"/>
+          <w:rtl/>
+        </w:rPr>
+        <w:t xml:space="preserve"> (مانند همان </w:t>
+      </w:r>
+      <w:proofErr w:type="spellStart"/>
+      <w:r>
+        <w:rPr>
+          <w:rFonts w:cs="B Nazanin"/>
+          <w:sz w:val="24"/>
+          <w:szCs w:val="24"/>
+          <w:rtl/>
+        </w:rPr>
+        <w:t>ماتریس‌هایی</w:t>
+      </w:r>
+      <w:proofErr w:type="spellEnd"/>
+      <w:r>
+        <w:rPr>
+          <w:rFonts w:cs="B Nazanin"/>
+          <w:sz w:val="24"/>
+          <w:szCs w:val="24"/>
+          <w:rtl/>
+        </w:rPr>
+        <w:t xml:space="preserve"> که بررسی کردیم)، هر </w:t>
+      </w:r>
+      <w:proofErr w:type="spellStart"/>
+      <w:r>
+        <w:rPr>
+          <w:rFonts w:cs="B Nazanin"/>
+          <w:sz w:val="24"/>
+          <w:szCs w:val="24"/>
+          <w:rtl/>
+        </w:rPr>
+        <w:t>داده‌ای</w:t>
+      </w:r>
+      <w:proofErr w:type="spellEnd"/>
+      <w:r>
+        <w:rPr>
+          <w:rFonts w:cs="B Nazanin"/>
+          <w:sz w:val="24"/>
+          <w:szCs w:val="24"/>
+          <w:rtl/>
+        </w:rPr>
+        <w:t xml:space="preserve"> که خارج از محدوده [</w:t>
+      </w:r>
+      <w:r>
+        <w:rPr>
+          <w:rFonts w:cs="B Nazanin"/>
+          <w:sz w:val="24"/>
+          <w:szCs w:val="24"/>
+        </w:rPr>
+        <w:t>mu - 3sigma, mu + 3sigma</w:t>
+      </w:r>
+      <w:r>
+        <w:rPr>
+          <w:rFonts w:cs="B Nazanin"/>
+          <w:sz w:val="24"/>
+          <w:szCs w:val="24"/>
+          <w:rtl/>
+        </w:rPr>
+        <w:t xml:space="preserve">] قرار بگیرد، به عنوان </w:t>
+      </w:r>
+      <w:r>
+        <w:rPr>
+          <w:rFonts w:cs="B Nazanin"/>
+          <w:sz w:val="24"/>
+          <w:szCs w:val="24"/>
+        </w:rPr>
+        <w:t>Outlier</w:t>
+      </w:r>
+      <w:r>
+        <w:rPr>
+          <w:rFonts w:cs="B Nazanin"/>
+          <w:sz w:val="24"/>
+          <w:szCs w:val="24"/>
+          <w:rtl/>
+        </w:rPr>
+        <w:t xml:space="preserve"> یا «ناهنجاری» شناخته </w:t>
+      </w:r>
+      <w:proofErr w:type="spellStart"/>
+      <w:r>
+        <w:rPr>
+          <w:rFonts w:cs="B Nazanin"/>
+          <w:sz w:val="24"/>
+          <w:szCs w:val="24"/>
+          <w:rtl/>
+        </w:rPr>
+        <w:t>می‌شود</w:t>
+      </w:r>
+      <w:proofErr w:type="spellEnd"/>
+      <w:r>
+        <w:rPr>
+          <w:rFonts w:cs="B Nazanin"/>
+          <w:sz w:val="24"/>
+          <w:szCs w:val="24"/>
+          <w:rtl/>
+        </w:rPr>
+        <w:t>.</w:t>
+      </w:r>
+      <w:r>
+        <w:rPr>
+          <w:rFonts w:cs="B Nazanin"/>
+          <w:sz w:val="24"/>
+          <w:szCs w:val="24"/>
+          <w:rtl/>
+        </w:rPr>
+        <w:br/>
+        <w:t>- حد بالا (</w:t>
+      </w:r>
+      <w:r>
+        <w:rPr>
+          <w:rFonts w:cs="B Nazanin"/>
+          <w:sz w:val="24"/>
+          <w:szCs w:val="24"/>
+        </w:rPr>
+        <w:t>UCL</w:t>
+      </w:r>
+      <w:r>
+        <w:rPr>
+          <w:rFonts w:cs="B Nazanin"/>
+          <w:sz w:val="24"/>
+          <w:szCs w:val="24"/>
+          <w:rtl/>
+        </w:rPr>
+        <w:t xml:space="preserve">): </w:t>
+      </w:r>
+      <w:r>
+        <w:rPr>
+          <w:rFonts w:cs="B Nazanin"/>
+          <w:sz w:val="24"/>
+          <w:szCs w:val="24"/>
+        </w:rPr>
+        <w:t>mu + 3sigma</w:t>
+      </w:r>
+      <w:r>
+        <w:rPr>
+          <w:rFonts w:cs="B Nazanin"/>
+          <w:sz w:val="24"/>
+          <w:szCs w:val="24"/>
+          <w:rtl/>
+        </w:rPr>
+        <w:br/>
+        <w:t>- حد پایین (</w:t>
+      </w:r>
+      <w:r>
+        <w:rPr>
+          <w:rFonts w:cs="B Nazanin"/>
+          <w:sz w:val="24"/>
+          <w:szCs w:val="24"/>
+        </w:rPr>
+        <w:t>LCL</w:t>
+      </w:r>
+      <w:r>
+        <w:rPr>
+          <w:rFonts w:cs="B Nazanin"/>
+          <w:sz w:val="24"/>
+          <w:szCs w:val="24"/>
+          <w:rtl/>
+        </w:rPr>
+        <w:t xml:space="preserve">): </w:t>
+      </w:r>
+      <w:r>
+        <w:rPr>
+          <w:rFonts w:cs="B Nazanin"/>
+          <w:sz w:val="24"/>
+          <w:szCs w:val="24"/>
+        </w:rPr>
+        <w:t>mu - 3sigma</w:t>
+      </w:r>
+      <w:r>
+        <w:rPr>
+          <w:rFonts w:cs="B Nazanin"/>
+          <w:sz w:val="24"/>
+          <w:szCs w:val="24"/>
+          <w:rtl/>
+        </w:rPr>
+        <w:br/>
+        <w:t xml:space="preserve">- اگر </w:t>
+      </w:r>
+      <w:proofErr w:type="spellStart"/>
+      <w:r>
+        <w:rPr>
+          <w:rFonts w:cs="B Nazanin"/>
+          <w:sz w:val="24"/>
+          <w:szCs w:val="24"/>
+          <w:rtl/>
+        </w:rPr>
+        <w:t>داده‌ای</w:t>
+      </w:r>
+      <w:proofErr w:type="spellEnd"/>
+      <w:r>
+        <w:rPr>
+          <w:rFonts w:cs="B Nazanin"/>
+          <w:sz w:val="24"/>
+          <w:szCs w:val="24"/>
+          <w:rtl/>
+        </w:rPr>
+        <w:t xml:space="preserve"> از این حدود خارج شود، احتمال اینکه این تغییر ناشی از </w:t>
+      </w:r>
+      <w:proofErr w:type="spellStart"/>
+      <w:r>
+        <w:rPr>
+          <w:rFonts w:cs="B Nazanin"/>
+          <w:sz w:val="24"/>
+          <w:szCs w:val="24"/>
+          <w:rtl/>
+        </w:rPr>
+        <w:t>نویز</w:t>
+      </w:r>
+      <w:proofErr w:type="spellEnd"/>
+      <w:r>
+        <w:rPr>
+          <w:rFonts w:cs="B Nazanin"/>
+          <w:sz w:val="24"/>
+          <w:szCs w:val="24"/>
+          <w:rtl/>
+        </w:rPr>
+        <w:t xml:space="preserve"> تصادفی باشد کمتر از ۰.۳</w:t>
+      </w:r>
+      <w:r>
+        <w:rPr>
+          <w:rFonts w:ascii="Sakkal Majalla" w:hAnsi="Sakkal Majalla" w:cs="Sakkal Majalla" w:hint="cs"/>
+          <w:sz w:val="24"/>
+          <w:szCs w:val="24"/>
+          <w:rtl/>
+        </w:rPr>
+        <w:t>٪</w:t>
+      </w:r>
       <w:r>
         <w:rPr>
           <w:rFonts w:cs="B Nazanin"/>
@@ -2089,40 +817,466 @@
       </w:r>
       <w:r>
         <w:rPr>
-          <w:rFonts w:cs="B Nazanin"/>
-          <w:sz w:val="24"/>
-          <w:szCs w:val="24"/>
-        </w:rPr>
-        <w:t>Six Sigma</w:t>
-      </w:r>
-      <w:r>
-        <w:rPr>
-          <w:rFonts w:cs="B Nazanin"/>
-          <w:sz w:val="24"/>
-          <w:szCs w:val="24"/>
-          <w:rtl/>
-        </w:rPr>
-        <w:t xml:space="preserve">: در این </w:t>
-      </w:r>
-      <w:proofErr w:type="spellStart"/>
-      <w:r>
-        <w:rPr>
-          <w:rFonts w:cs="B Nazanin"/>
-          <w:sz w:val="24"/>
-          <w:szCs w:val="24"/>
-          <w:rtl/>
-        </w:rPr>
-        <w:t>متدولوژی</w:t>
-      </w:r>
-      <w:proofErr w:type="spellEnd"/>
-      <w:r>
-        <w:rPr>
-          <w:rFonts w:cs="B Nazanin"/>
-          <w:sz w:val="24"/>
-          <w:szCs w:val="24"/>
-          <w:rtl/>
-        </w:rPr>
-        <w:t xml:space="preserve">، هدف رسیدن به سطحی است که فرآیند تا ۶ برابر انحراف معیار از حدود بالا و پایین فاصله داشته باشد، اما </w:t>
+          <w:rFonts w:cs="B Nazanin" w:hint="cs"/>
+          <w:sz w:val="24"/>
+          <w:szCs w:val="24"/>
+          <w:rtl/>
+        </w:rPr>
+        <w:t>است؛</w:t>
+      </w:r>
+      <w:r>
+        <w:rPr>
+          <w:rFonts w:cs="B Nazanin"/>
+          <w:sz w:val="24"/>
+          <w:szCs w:val="24"/>
+          <w:rtl/>
+        </w:rPr>
+        <w:t xml:space="preserve"> </w:t>
+      </w:r>
+      <w:r>
+        <w:rPr>
+          <w:rFonts w:cs="B Nazanin" w:hint="cs"/>
+          <w:sz w:val="24"/>
+          <w:szCs w:val="24"/>
+          <w:rtl/>
+        </w:rPr>
+        <w:t>لذا</w:t>
+      </w:r>
+      <w:r>
+        <w:rPr>
+          <w:rFonts w:cs="B Nazanin"/>
+          <w:sz w:val="24"/>
+          <w:szCs w:val="24"/>
+          <w:rtl/>
+        </w:rPr>
+        <w:t xml:space="preserve"> </w:t>
+      </w:r>
+      <w:r>
+        <w:rPr>
+          <w:rFonts w:cs="B Nazanin" w:hint="cs"/>
+          <w:sz w:val="24"/>
+          <w:szCs w:val="24"/>
+          <w:rtl/>
+        </w:rPr>
+        <w:t>سیستم</w:t>
+      </w:r>
+      <w:r>
+        <w:rPr>
+          <w:rFonts w:cs="B Nazanin"/>
+          <w:sz w:val="24"/>
+          <w:szCs w:val="24"/>
+          <w:rtl/>
+        </w:rPr>
+        <w:t xml:space="preserve"> </w:t>
+      </w:r>
+      <w:r>
+        <w:rPr>
+          <w:rFonts w:cs="B Nazanin" w:hint="cs"/>
+          <w:sz w:val="24"/>
+          <w:szCs w:val="24"/>
+          <w:rtl/>
+        </w:rPr>
+        <w:t>آن</w:t>
+      </w:r>
+      <w:r>
+        <w:rPr>
+          <w:rFonts w:cs="B Nazanin"/>
+          <w:sz w:val="24"/>
+          <w:szCs w:val="24"/>
+          <w:rtl/>
+        </w:rPr>
+        <w:t xml:space="preserve"> </w:t>
+      </w:r>
+      <w:r>
+        <w:rPr>
+          <w:rFonts w:cs="B Nazanin" w:hint="cs"/>
+          <w:sz w:val="24"/>
+          <w:szCs w:val="24"/>
+          <w:rtl/>
+        </w:rPr>
+        <w:t>را</w:t>
+      </w:r>
+      <w:r>
+        <w:rPr>
+          <w:rFonts w:cs="B Nazanin"/>
+          <w:sz w:val="24"/>
+          <w:szCs w:val="24"/>
+          <w:rtl/>
+        </w:rPr>
+        <w:t xml:space="preserve"> </w:t>
+      </w:r>
+      <w:r>
+        <w:rPr>
+          <w:rFonts w:cs="B Nazanin" w:hint="cs"/>
+          <w:sz w:val="24"/>
+          <w:szCs w:val="24"/>
+          <w:rtl/>
+        </w:rPr>
+        <w:t>یک</w:t>
+      </w:r>
+      <w:r>
+        <w:rPr>
+          <w:rFonts w:cs="B Nazanin"/>
+          <w:sz w:val="24"/>
+          <w:szCs w:val="24"/>
+          <w:rtl/>
+        </w:rPr>
+        <w:t xml:space="preserve"> </w:t>
+      </w:r>
+      <w:r>
+        <w:rPr>
+          <w:rFonts w:cs="B Nazanin" w:hint="cs"/>
+          <w:sz w:val="24"/>
+          <w:szCs w:val="24"/>
+          <w:rtl/>
+        </w:rPr>
+        <w:t>«خطای</w:t>
+      </w:r>
+      <w:r>
+        <w:rPr>
+          <w:rFonts w:cs="B Nazanin"/>
+          <w:sz w:val="24"/>
+          <w:szCs w:val="24"/>
+          <w:rtl/>
+        </w:rPr>
+        <w:t xml:space="preserve"> </w:t>
+      </w:r>
+      <w:r>
+        <w:rPr>
+          <w:rFonts w:cs="B Nazanin" w:hint="cs"/>
+          <w:sz w:val="24"/>
+          <w:szCs w:val="24"/>
+          <w:rtl/>
+        </w:rPr>
+        <w:t>سیستماتیک»</w:t>
+      </w:r>
+      <w:r>
+        <w:rPr>
+          <w:rFonts w:cs="B Nazanin"/>
+          <w:sz w:val="24"/>
+          <w:szCs w:val="24"/>
+          <w:rtl/>
+        </w:rPr>
+        <w:t xml:space="preserve"> </w:t>
+      </w:r>
+      <w:r>
+        <w:rPr>
+          <w:rFonts w:cs="B Nazanin" w:hint="cs"/>
+          <w:sz w:val="24"/>
+          <w:szCs w:val="24"/>
+          <w:rtl/>
+        </w:rPr>
+        <w:t>یا</w:t>
+      </w:r>
+      <w:r>
+        <w:rPr>
+          <w:rFonts w:cs="B Nazanin"/>
+          <w:sz w:val="24"/>
+          <w:szCs w:val="24"/>
+          <w:rtl/>
+        </w:rPr>
+        <w:t xml:space="preserve"> </w:t>
+      </w:r>
+      <w:r>
+        <w:rPr>
+          <w:rFonts w:cs="B Nazanin" w:hint="cs"/>
+          <w:sz w:val="24"/>
+          <w:szCs w:val="24"/>
+          <w:rtl/>
+        </w:rPr>
+        <w:t>ناهنجاری</w:t>
+      </w:r>
+      <w:r>
+        <w:rPr>
+          <w:rFonts w:cs="B Nazanin"/>
+          <w:sz w:val="24"/>
+          <w:szCs w:val="24"/>
+          <w:rtl/>
+        </w:rPr>
+        <w:t xml:space="preserve"> </w:t>
+      </w:r>
+      <w:r>
+        <w:rPr>
+          <w:rFonts w:cs="B Nazanin" w:hint="cs"/>
+          <w:sz w:val="24"/>
+          <w:szCs w:val="24"/>
+          <w:rtl/>
+        </w:rPr>
+        <w:t>واقعی</w:t>
+      </w:r>
+      <w:r>
+        <w:rPr>
+          <w:rFonts w:cs="B Nazanin"/>
+          <w:sz w:val="24"/>
+          <w:szCs w:val="24"/>
+          <w:rtl/>
+        </w:rPr>
+        <w:t xml:space="preserve"> </w:t>
+      </w:r>
+      <w:r>
+        <w:rPr>
+          <w:rFonts w:cs="B Nazanin" w:hint="cs"/>
+          <w:sz w:val="24"/>
+          <w:szCs w:val="24"/>
+          <w:rtl/>
+        </w:rPr>
+        <w:t>ت</w:t>
+      </w:r>
+      <w:r>
+        <w:rPr>
+          <w:rFonts w:cs="B Nazanin"/>
+          <w:sz w:val="24"/>
+          <w:szCs w:val="24"/>
+          <w:rtl/>
+        </w:rPr>
+        <w:t xml:space="preserve">لقی </w:t>
+      </w:r>
+      <w:proofErr w:type="spellStart"/>
+      <w:r>
+        <w:rPr>
+          <w:rFonts w:cs="B Nazanin"/>
+          <w:sz w:val="24"/>
+          <w:szCs w:val="24"/>
+          <w:rtl/>
+        </w:rPr>
+        <w:t>می‌کند</w:t>
+      </w:r>
+      <w:proofErr w:type="spellEnd"/>
+      <w:r>
+        <w:rPr>
+          <w:rFonts w:cs="B Nazanin"/>
+          <w:sz w:val="24"/>
+          <w:szCs w:val="24"/>
+          <w:rtl/>
+        </w:rPr>
+        <w:t>.</w:t>
+      </w:r>
+      <w:r>
+        <w:rPr>
+          <w:rFonts w:cs="B Nazanin"/>
+          <w:sz w:val="24"/>
+          <w:szCs w:val="24"/>
+          <w:rtl/>
+        </w:rPr>
+        <w:br/>
+      </w:r>
+      <w:r>
+        <w:rPr>
+          <w:rFonts w:cs="B Nazanin"/>
+          <w:sz w:val="24"/>
+          <w:szCs w:val="24"/>
+          <w:rtl/>
+        </w:rPr>
+        <w:br/>
+        <w:t xml:space="preserve"> ۲. الزامات اساسی برای </w:t>
+      </w:r>
+      <w:proofErr w:type="spellStart"/>
+      <w:r>
+        <w:rPr>
+          <w:rFonts w:cs="B Nazanin"/>
+          <w:sz w:val="24"/>
+          <w:szCs w:val="24"/>
+          <w:rtl/>
+        </w:rPr>
+        <w:t>پیاده‌سازی</w:t>
+      </w:r>
+      <w:proofErr w:type="spellEnd"/>
+      <w:r>
+        <w:rPr>
+          <w:rFonts w:cs="B Nazanin"/>
+          <w:sz w:val="24"/>
+          <w:szCs w:val="24"/>
+          <w:rtl/>
+        </w:rPr>
+        <w:t xml:space="preserve"> (</w:t>
+      </w:r>
+      <w:r>
+        <w:rPr>
+          <w:rFonts w:cs="B Nazanin"/>
+          <w:sz w:val="24"/>
+          <w:szCs w:val="24"/>
+        </w:rPr>
+        <w:t>Requirements</w:t>
+      </w:r>
+      <w:r>
+        <w:rPr>
+          <w:rFonts w:cs="B Nazanin"/>
+          <w:sz w:val="24"/>
+          <w:szCs w:val="24"/>
+          <w:rtl/>
+        </w:rPr>
+        <w:t>)</w:t>
+      </w:r>
+      <w:r>
+        <w:rPr>
+          <w:rFonts w:cs="B Nazanin"/>
+          <w:sz w:val="24"/>
+          <w:szCs w:val="24"/>
+          <w:rtl/>
+        </w:rPr>
+        <w:br/>
+        <w:t xml:space="preserve">برای اینکه این قاعده در سیستم </w:t>
+      </w:r>
+      <w:r>
+        <w:rPr>
+          <w:rFonts w:cs="B Nazanin"/>
+          <w:sz w:val="24"/>
+          <w:szCs w:val="24"/>
+        </w:rPr>
+        <w:t>RCA</w:t>
+      </w:r>
+      <w:r>
+        <w:rPr>
+          <w:rFonts w:cs="B Nazanin"/>
+          <w:sz w:val="24"/>
+          <w:szCs w:val="24"/>
+          <w:rtl/>
+        </w:rPr>
+        <w:t xml:space="preserve"> شما به درستی کار کند، رعایت الزامات زیر حیاتی است:</w:t>
+      </w:r>
+      <w:r>
+        <w:rPr>
+          <w:rFonts w:cs="B Nazanin"/>
+          <w:sz w:val="24"/>
+          <w:szCs w:val="24"/>
+          <w:rtl/>
+        </w:rPr>
+        <w:br/>
+        <w:t>- الف) فرض نرمال بودن (</w:t>
+      </w:r>
+      <w:r>
+        <w:rPr>
+          <w:rFonts w:cs="B Nazanin"/>
+          <w:sz w:val="24"/>
+          <w:szCs w:val="24"/>
+        </w:rPr>
+        <w:t>Normality</w:t>
+      </w:r>
+      <w:r>
+        <w:rPr>
+          <w:rFonts w:cs="B Nazanin"/>
+          <w:sz w:val="24"/>
+          <w:szCs w:val="24"/>
+          <w:rtl/>
+        </w:rPr>
+        <w:t xml:space="preserve">): این قاعده فقط زمانی دقیق است که </w:t>
+      </w:r>
+      <w:proofErr w:type="spellStart"/>
+      <w:r>
+        <w:rPr>
+          <w:rFonts w:cs="B Nazanin"/>
+          <w:sz w:val="24"/>
+          <w:szCs w:val="24"/>
+          <w:rtl/>
+        </w:rPr>
+        <w:t>داده‌های</w:t>
+      </w:r>
+      <w:proofErr w:type="spellEnd"/>
+      <w:r>
+        <w:rPr>
+          <w:rFonts w:cs="B Nazanin"/>
+          <w:sz w:val="24"/>
+          <w:szCs w:val="24"/>
+          <w:rtl/>
+        </w:rPr>
+        <w:t xml:space="preserve"> </w:t>
+      </w:r>
+      <w:proofErr w:type="spellStart"/>
+      <w:r>
+        <w:rPr>
+          <w:rFonts w:cs="B Nazanin"/>
+          <w:sz w:val="24"/>
+          <w:szCs w:val="24"/>
+          <w:rtl/>
+        </w:rPr>
+        <w:t>سنسور</w:t>
+      </w:r>
+      <w:proofErr w:type="spellEnd"/>
+      <w:r>
+        <w:rPr>
+          <w:rFonts w:cs="B Nazanin"/>
+          <w:sz w:val="24"/>
+          <w:szCs w:val="24"/>
+          <w:rtl/>
+        </w:rPr>
+        <w:t xml:space="preserve"> دارای «توزیع نرمال» (</w:t>
+      </w:r>
+      <w:proofErr w:type="spellStart"/>
+      <w:r>
+        <w:rPr>
+          <w:rFonts w:cs="B Nazanin"/>
+          <w:sz w:val="24"/>
+          <w:szCs w:val="24"/>
+          <w:rtl/>
+        </w:rPr>
+        <w:t>گوسی</w:t>
+      </w:r>
+      <w:proofErr w:type="spellEnd"/>
+      <w:r>
+        <w:rPr>
+          <w:rFonts w:cs="B Nazanin"/>
+          <w:sz w:val="24"/>
+          <w:szCs w:val="24"/>
+          <w:rtl/>
+        </w:rPr>
+        <w:t xml:space="preserve">) باشند. اگر توزیع </w:t>
+      </w:r>
+      <w:proofErr w:type="spellStart"/>
+      <w:r>
+        <w:rPr>
+          <w:rFonts w:cs="B Nazanin"/>
+          <w:sz w:val="24"/>
+          <w:szCs w:val="24"/>
+          <w:rtl/>
+        </w:rPr>
+        <w:t>داده‌ها</w:t>
+      </w:r>
+      <w:proofErr w:type="spellEnd"/>
+      <w:r>
+        <w:rPr>
+          <w:rFonts w:cs="B Nazanin"/>
+          <w:sz w:val="24"/>
+          <w:szCs w:val="24"/>
+          <w:rtl/>
+        </w:rPr>
+        <w:t xml:space="preserve"> </w:t>
+      </w:r>
+      <w:proofErr w:type="spellStart"/>
+      <w:r>
+        <w:rPr>
+          <w:rFonts w:cs="B Nazanin"/>
+          <w:sz w:val="24"/>
+          <w:szCs w:val="24"/>
+          <w:rtl/>
+        </w:rPr>
+        <w:t>چوله</w:t>
+      </w:r>
+      <w:proofErr w:type="spellEnd"/>
+      <w:r>
+        <w:rPr>
+          <w:rFonts w:cs="B Nazanin"/>
+          <w:sz w:val="24"/>
+          <w:szCs w:val="24"/>
+          <w:rtl/>
+        </w:rPr>
+        <w:t xml:space="preserve"> (</w:t>
+      </w:r>
+      <w:r>
+        <w:rPr>
+          <w:rFonts w:cs="B Nazanin"/>
+          <w:sz w:val="24"/>
+          <w:szCs w:val="24"/>
+        </w:rPr>
+        <w:t>Skewed</w:t>
+      </w:r>
+      <w:r>
+        <w:rPr>
+          <w:rFonts w:cs="B Nazanin"/>
+          <w:sz w:val="24"/>
+          <w:szCs w:val="24"/>
+          <w:rtl/>
+        </w:rPr>
+        <w:t xml:space="preserve">) باشد، استفاده از </w:t>
       </w:r>
       <w:r>
         <w:rPr>
@@ -2139,15 +1293,217 @@
           <w:szCs w:val="24"/>
           <w:rtl/>
         </w:rPr>
-        <w:t xml:space="preserve"> را به عنوان مرز عملیاتی برای شناسایی عیوب در لحظه (</w:t>
-      </w:r>
-      <w:r>
-        <w:rPr>
-          <w:rFonts w:cs="B Nazanin"/>
-          <w:sz w:val="24"/>
-          <w:szCs w:val="24"/>
-        </w:rPr>
-        <w:t>Real-time</w:t>
+        <w:t xml:space="preserve"> منجر به هشدارهای کاذب (</w:t>
+      </w:r>
+      <w:r>
+        <w:rPr>
+          <w:rFonts w:cs="B Nazanin"/>
+          <w:sz w:val="24"/>
+          <w:szCs w:val="24"/>
+        </w:rPr>
+        <w:t>False Alarms</w:t>
+      </w:r>
+      <w:r>
+        <w:rPr>
+          <w:rFonts w:cs="B Nazanin"/>
+          <w:sz w:val="24"/>
+          <w:szCs w:val="24"/>
+          <w:rtl/>
+        </w:rPr>
+        <w:t xml:space="preserve">) زیادی </w:t>
+      </w:r>
+      <w:proofErr w:type="spellStart"/>
+      <w:r>
+        <w:rPr>
+          <w:rFonts w:cs="B Nazanin"/>
+          <w:sz w:val="24"/>
+          <w:szCs w:val="24"/>
+          <w:rtl/>
+        </w:rPr>
+        <w:t>می‌شود</w:t>
+      </w:r>
+      <w:proofErr w:type="spellEnd"/>
+      <w:r>
+        <w:rPr>
+          <w:rFonts w:cs="B Nazanin"/>
+          <w:sz w:val="24"/>
+          <w:szCs w:val="24"/>
+          <w:rtl/>
+        </w:rPr>
+        <w:t>.</w:t>
+      </w:r>
+      <w:r>
+        <w:rPr>
+          <w:rFonts w:cs="B Nazanin"/>
+          <w:sz w:val="24"/>
+          <w:szCs w:val="24"/>
+          <w:rtl/>
+        </w:rPr>
+        <w:br/>
+        <w:t>- ب) حجم داده کافی (</w:t>
+      </w:r>
+      <w:r>
+        <w:rPr>
+          <w:rFonts w:cs="B Nazanin"/>
+          <w:sz w:val="24"/>
+          <w:szCs w:val="24"/>
+        </w:rPr>
+        <w:t>Sample Size</w:t>
+      </w:r>
+      <w:r>
+        <w:rPr>
+          <w:rFonts w:cs="B Nazanin"/>
+          <w:sz w:val="24"/>
+          <w:szCs w:val="24"/>
+          <w:rtl/>
+        </w:rPr>
+        <w:t>): برای محاسبه یک میانگین (</w:t>
+      </w:r>
+      <w:r>
+        <w:rPr>
+          <w:rFonts w:cs="B Nazanin"/>
+          <w:sz w:val="24"/>
+          <w:szCs w:val="24"/>
+        </w:rPr>
+        <w:t>mu</w:t>
+      </w:r>
+      <w:r>
+        <w:rPr>
+          <w:rFonts w:cs="B Nazanin"/>
+          <w:sz w:val="24"/>
+          <w:szCs w:val="24"/>
+          <w:rtl/>
+        </w:rPr>
+        <w:t>) و انحراف معیار (</w:t>
+      </w:r>
+      <w:r>
+        <w:rPr>
+          <w:rFonts w:cs="B Nazanin"/>
+          <w:sz w:val="24"/>
+          <w:szCs w:val="24"/>
+        </w:rPr>
+        <w:t>sigma</w:t>
+      </w:r>
+      <w:r>
+        <w:rPr>
+          <w:rFonts w:cs="B Nazanin"/>
+          <w:sz w:val="24"/>
+          <w:szCs w:val="24"/>
+          <w:rtl/>
+        </w:rPr>
+        <w:t>) معتبر، به یک بازه زمانی طولانی از «وضعیت سلامت» (</w:t>
+      </w:r>
+      <w:r>
+        <w:rPr>
+          <w:rFonts w:cs="B Nazanin"/>
+          <w:sz w:val="24"/>
+          <w:szCs w:val="24"/>
+        </w:rPr>
+        <w:t>Baseline</w:t>
+      </w:r>
+      <w:r>
+        <w:rPr>
+          <w:rFonts w:cs="B Nazanin"/>
+          <w:sz w:val="24"/>
+          <w:szCs w:val="24"/>
+          <w:rtl/>
+        </w:rPr>
+        <w:t>) نیاز دارید.</w:t>
+      </w:r>
+      <w:r>
+        <w:rPr>
+          <w:rFonts w:cs="B Nazanin"/>
+          <w:sz w:val="24"/>
+          <w:szCs w:val="24"/>
+          <w:rtl/>
+        </w:rPr>
+        <w:br/>
+        <w:t xml:space="preserve">- ج) ایستایی </w:t>
+      </w:r>
+      <w:proofErr w:type="spellStart"/>
+      <w:r>
+        <w:rPr>
+          <w:rFonts w:cs="B Nazanin"/>
+          <w:sz w:val="24"/>
+          <w:szCs w:val="24"/>
+          <w:rtl/>
+        </w:rPr>
+        <w:t>داده‌ها</w:t>
+      </w:r>
+      <w:proofErr w:type="spellEnd"/>
+      <w:r>
+        <w:rPr>
+          <w:rFonts w:cs="B Nazanin"/>
+          <w:sz w:val="24"/>
+          <w:szCs w:val="24"/>
+          <w:rtl/>
+        </w:rPr>
+        <w:t xml:space="preserve"> (</w:t>
+      </w:r>
+      <w:r>
+        <w:rPr>
+          <w:rFonts w:cs="B Nazanin"/>
+          <w:sz w:val="24"/>
+          <w:szCs w:val="24"/>
+        </w:rPr>
+        <w:t>Stationarity</w:t>
+      </w:r>
+      <w:r>
+        <w:rPr>
+          <w:rFonts w:cs="B Nazanin"/>
+          <w:sz w:val="24"/>
+          <w:szCs w:val="24"/>
+          <w:rtl/>
+        </w:rPr>
+        <w:t xml:space="preserve">): </w:t>
+      </w:r>
+      <w:proofErr w:type="spellStart"/>
+      <w:r>
+        <w:rPr>
+          <w:rFonts w:cs="B Nazanin"/>
+          <w:sz w:val="24"/>
+          <w:szCs w:val="24"/>
+          <w:rtl/>
+        </w:rPr>
+        <w:t>داده‌های</w:t>
+      </w:r>
+      <w:proofErr w:type="spellEnd"/>
+      <w:r>
+        <w:rPr>
+          <w:rFonts w:cs="B Nazanin"/>
+          <w:sz w:val="24"/>
+          <w:szCs w:val="24"/>
+          <w:rtl/>
+        </w:rPr>
+        <w:t xml:space="preserve"> </w:t>
+      </w:r>
+      <w:proofErr w:type="spellStart"/>
+      <w:r>
+        <w:rPr>
+          <w:rFonts w:cs="B Nazanin"/>
+          <w:sz w:val="24"/>
+          <w:szCs w:val="24"/>
+          <w:rtl/>
+        </w:rPr>
+        <w:t>سنسور</w:t>
+      </w:r>
+      <w:proofErr w:type="spellEnd"/>
+      <w:r>
+        <w:rPr>
+          <w:rFonts w:cs="B Nazanin"/>
+          <w:sz w:val="24"/>
+          <w:szCs w:val="24"/>
+          <w:rtl/>
+        </w:rPr>
+        <w:t xml:space="preserve"> نباید دارای «روند» (</w:t>
+      </w:r>
+      <w:r>
+        <w:rPr>
+          <w:rFonts w:cs="B Nazanin"/>
+          <w:sz w:val="24"/>
+          <w:szCs w:val="24"/>
+        </w:rPr>
+        <w:t>Trend</w:t>
       </w:r>
       <w:r>
         <w:rPr>
@@ -2166,17 +1522,327 @@
           <w:szCs w:val="24"/>
           <w:rtl/>
         </w:rPr>
-        <w:t>می‌پذیرد</w:t>
-      </w:r>
-      <w:proofErr w:type="spellEnd"/>
-      <w:r>
-        <w:rPr>
-          <w:rFonts w:cs="B Nazanin"/>
-          <w:sz w:val="24"/>
-          <w:szCs w:val="24"/>
-          <w:rtl/>
-        </w:rPr>
-        <w:t>.</w:t>
+        <w:t>طولانی‌مدت</w:t>
+      </w:r>
+      <w:proofErr w:type="spellEnd"/>
+      <w:r>
+        <w:rPr>
+          <w:rFonts w:cs="B Nazanin"/>
+          <w:sz w:val="24"/>
+          <w:szCs w:val="24"/>
+          <w:rtl/>
+        </w:rPr>
+        <w:t xml:space="preserve"> ناشی از عوامل فصلی باشند. در غیر این صورت، 3</w:t>
+      </w:r>
+      <w:r>
+        <w:rPr>
+          <w:rFonts w:cs="B Nazanin"/>
+          <w:sz w:val="24"/>
+          <w:szCs w:val="24"/>
+        </w:rPr>
+        <w:t>sigma</w:t>
+      </w:r>
+      <w:r>
+        <w:rPr>
+          <w:rFonts w:cs="B Nazanin"/>
+          <w:sz w:val="24"/>
+          <w:szCs w:val="24"/>
+          <w:rtl/>
+        </w:rPr>
+        <w:t xml:space="preserve"> باید به صورت پویا (</w:t>
+      </w:r>
+      <w:r>
+        <w:rPr>
+          <w:rFonts w:cs="B Nazanin"/>
+          <w:sz w:val="24"/>
+          <w:szCs w:val="24"/>
+        </w:rPr>
+        <w:t>Dynamic Threshold</w:t>
+      </w:r>
+      <w:r>
+        <w:rPr>
+          <w:rFonts w:cs="B Nazanin"/>
+          <w:sz w:val="24"/>
+          <w:szCs w:val="24"/>
+          <w:rtl/>
+        </w:rPr>
+        <w:t>) محاسبه شود.</w:t>
+      </w:r>
+      <w:r>
+        <w:rPr>
+          <w:rFonts w:cs="B Nazanin"/>
+          <w:sz w:val="24"/>
+          <w:szCs w:val="24"/>
+          <w:rtl/>
+        </w:rPr>
+        <w:br/>
+        <w:t xml:space="preserve">- د) فیلتر کردن </w:t>
+      </w:r>
+      <w:proofErr w:type="spellStart"/>
+      <w:r>
+        <w:rPr>
+          <w:rFonts w:cs="B Nazanin"/>
+          <w:sz w:val="24"/>
+          <w:szCs w:val="24"/>
+          <w:rtl/>
+        </w:rPr>
+        <w:t>نویز</w:t>
+      </w:r>
+      <w:proofErr w:type="spellEnd"/>
+      <w:r>
+        <w:rPr>
+          <w:rFonts w:cs="B Nazanin"/>
+          <w:sz w:val="24"/>
+          <w:szCs w:val="24"/>
+          <w:rtl/>
+        </w:rPr>
+        <w:t xml:space="preserve"> اولیه: قبل از اعمال قاعده </w:t>
+      </w:r>
+      <w:r>
+        <w:rPr>
+          <w:rFonts w:cs="B Nazanin"/>
+          <w:sz w:val="24"/>
+          <w:szCs w:val="24"/>
+        </w:rPr>
+        <w:t>3sigma</w:t>
+      </w:r>
+      <w:r>
+        <w:rPr>
+          <w:rFonts w:cs="B Nazanin"/>
+          <w:sz w:val="24"/>
+          <w:szCs w:val="24"/>
+          <w:rtl/>
+        </w:rPr>
+        <w:t xml:space="preserve"> ، </w:t>
+      </w:r>
+      <w:proofErr w:type="spellStart"/>
+      <w:r>
+        <w:rPr>
+          <w:rFonts w:cs="B Nazanin"/>
+          <w:sz w:val="24"/>
+          <w:szCs w:val="24"/>
+          <w:rtl/>
+        </w:rPr>
+        <w:t>داده‌های</w:t>
+      </w:r>
+      <w:proofErr w:type="spellEnd"/>
+      <w:r>
+        <w:rPr>
+          <w:rFonts w:cs="B Nazanin"/>
+          <w:sz w:val="24"/>
+          <w:szCs w:val="24"/>
+          <w:rtl/>
+        </w:rPr>
+        <w:t xml:space="preserve"> </w:t>
+      </w:r>
+      <w:proofErr w:type="spellStart"/>
+      <w:r>
+        <w:rPr>
+          <w:rFonts w:cs="B Nazanin"/>
+          <w:sz w:val="24"/>
+          <w:szCs w:val="24"/>
+          <w:rtl/>
+        </w:rPr>
+        <w:t>پرتِ</w:t>
+      </w:r>
+      <w:proofErr w:type="spellEnd"/>
+      <w:r>
+        <w:rPr>
+          <w:rFonts w:cs="B Nazanin"/>
+          <w:sz w:val="24"/>
+          <w:szCs w:val="24"/>
+          <w:rtl/>
+        </w:rPr>
+        <w:t xml:space="preserve"> </w:t>
+      </w:r>
+      <w:proofErr w:type="spellStart"/>
+      <w:r>
+        <w:rPr>
+          <w:rFonts w:cs="B Nazanin"/>
+          <w:sz w:val="24"/>
+          <w:szCs w:val="24"/>
+          <w:rtl/>
+        </w:rPr>
+        <w:t>لحظه‌ای</w:t>
+      </w:r>
+      <w:proofErr w:type="spellEnd"/>
+      <w:r>
+        <w:rPr>
+          <w:rFonts w:cs="B Nazanin"/>
+          <w:sz w:val="24"/>
+          <w:szCs w:val="24"/>
+          <w:rtl/>
+        </w:rPr>
+        <w:t xml:space="preserve"> (</w:t>
+      </w:r>
+      <w:r>
+        <w:rPr>
+          <w:rFonts w:cs="B Nazanin"/>
+          <w:sz w:val="24"/>
+          <w:szCs w:val="24"/>
+        </w:rPr>
+        <w:t>Spikes</w:t>
+      </w:r>
+      <w:r>
+        <w:rPr>
+          <w:rFonts w:cs="B Nazanin"/>
+          <w:sz w:val="24"/>
+          <w:szCs w:val="24"/>
+          <w:rtl/>
+        </w:rPr>
+        <w:t xml:space="preserve">) ناشی از نوسانات برق یا اختلالات </w:t>
+      </w:r>
+      <w:r>
+        <w:rPr>
+          <w:rFonts w:cs="B Nazanin"/>
+          <w:sz w:val="24"/>
+          <w:szCs w:val="24"/>
+          <w:rtl/>
+        </w:rPr>
+        <w:lastRenderedPageBreak/>
+        <w:t xml:space="preserve">مخابراتی باید حذف شوند تا مقدار </w:t>
+      </w:r>
+      <w:r>
+        <w:rPr>
+          <w:rFonts w:cs="B Nazanin"/>
+          <w:sz w:val="24"/>
+          <w:szCs w:val="24"/>
+        </w:rPr>
+        <w:t>sigma</w:t>
+      </w:r>
+      <w:r>
+        <w:rPr>
+          <w:rFonts w:cs="B Nazanin"/>
+          <w:sz w:val="24"/>
+          <w:szCs w:val="24"/>
+          <w:rtl/>
+        </w:rPr>
+        <w:t xml:space="preserve"> را به طور کاذب متورم نکنند.</w:t>
+      </w:r>
+      <w:r>
+        <w:rPr>
+          <w:rFonts w:cs="B Nazanin"/>
+          <w:sz w:val="24"/>
+          <w:szCs w:val="24"/>
+          <w:rtl/>
+        </w:rPr>
+        <w:br/>
+      </w:r>
+      <w:r>
+        <w:rPr>
+          <w:rFonts w:cs="B Nazanin"/>
+          <w:sz w:val="24"/>
+          <w:szCs w:val="24"/>
+          <w:rtl/>
+        </w:rPr>
+        <w:br/>
+        <w:t xml:space="preserve"> ۳. انطباق با استانداردهای مرجع (</w:t>
+      </w:r>
+      <w:r>
+        <w:rPr>
+          <w:rFonts w:cs="B Nazanin"/>
+          <w:sz w:val="24"/>
+          <w:szCs w:val="24"/>
+        </w:rPr>
+        <w:t>Standards Compliance</w:t>
+      </w:r>
+      <w:r>
+        <w:rPr>
+          <w:rFonts w:cs="B Nazanin"/>
+          <w:sz w:val="24"/>
+          <w:szCs w:val="24"/>
+          <w:rtl/>
+        </w:rPr>
+        <w:t>)</w:t>
+      </w:r>
+      <w:r>
+        <w:rPr>
+          <w:rFonts w:cs="B Nazanin"/>
+          <w:sz w:val="24"/>
+          <w:szCs w:val="24"/>
+          <w:rtl/>
+        </w:rPr>
+        <w:br/>
+      </w:r>
+      <w:proofErr w:type="spellStart"/>
+      <w:r>
+        <w:rPr>
+          <w:rFonts w:cs="B Nazanin"/>
+          <w:sz w:val="24"/>
+          <w:szCs w:val="24"/>
+          <w:rtl/>
+        </w:rPr>
+        <w:t>پیاده‌سازی</w:t>
+      </w:r>
+      <w:proofErr w:type="spellEnd"/>
+      <w:r>
+        <w:rPr>
+          <w:rFonts w:cs="B Nazanin"/>
+          <w:sz w:val="24"/>
+          <w:szCs w:val="24"/>
+          <w:rtl/>
+        </w:rPr>
+        <w:t xml:space="preserve"> این قاعده در </w:t>
+      </w:r>
+      <w:proofErr w:type="spellStart"/>
+      <w:r>
+        <w:rPr>
+          <w:rFonts w:cs="B Nazanin"/>
+          <w:sz w:val="24"/>
+          <w:szCs w:val="24"/>
+          <w:rtl/>
+        </w:rPr>
+        <w:t>سیستم‌های</w:t>
+      </w:r>
+      <w:proofErr w:type="spellEnd"/>
+      <w:r>
+        <w:rPr>
+          <w:rFonts w:cs="B Nazanin"/>
+          <w:sz w:val="24"/>
+          <w:szCs w:val="24"/>
+          <w:rtl/>
+        </w:rPr>
+        <w:t xml:space="preserve"> </w:t>
+      </w:r>
+      <w:proofErr w:type="spellStart"/>
+      <w:r>
+        <w:rPr>
+          <w:rFonts w:cs="B Nazanin"/>
+          <w:sz w:val="24"/>
+          <w:szCs w:val="24"/>
+          <w:rtl/>
+        </w:rPr>
+        <w:t>عیب‌یابی</w:t>
+      </w:r>
+      <w:proofErr w:type="spellEnd"/>
+      <w:r>
+        <w:rPr>
+          <w:rFonts w:cs="B Nazanin"/>
+          <w:sz w:val="24"/>
+          <w:szCs w:val="24"/>
+          <w:rtl/>
+        </w:rPr>
+        <w:t xml:space="preserve"> </w:t>
+      </w:r>
+      <w:proofErr w:type="spellStart"/>
+      <w:r>
+        <w:rPr>
+          <w:rFonts w:cs="B Nazanin"/>
+          <w:sz w:val="24"/>
+          <w:szCs w:val="24"/>
+          <w:rtl/>
+        </w:rPr>
+        <w:t>نیروگاهی</w:t>
+      </w:r>
+      <w:proofErr w:type="spellEnd"/>
+      <w:r>
+        <w:rPr>
+          <w:rFonts w:cs="B Nazanin"/>
+          <w:sz w:val="24"/>
+          <w:szCs w:val="24"/>
+          <w:rtl/>
+        </w:rPr>
+        <w:t xml:space="preserve"> و صنعتی با استانداردهای زیر همسو است:</w:t>
       </w:r>
       <w:r>
         <w:rPr>
@@ -2194,6 +1860,411 @@
           <w:sz w:val="24"/>
           <w:szCs w:val="24"/>
         </w:rPr>
+        <w:t>ISO 7870 (Control Charts)</w:t>
+      </w:r>
+      <w:r>
+        <w:rPr>
+          <w:rFonts w:cs="B Nazanin"/>
+          <w:sz w:val="24"/>
+          <w:szCs w:val="24"/>
+          <w:rtl/>
+        </w:rPr>
+        <w:t xml:space="preserve">: این استاندارد مستقیماً به استفاده از حدود </w:t>
+      </w:r>
+      <w:r>
+        <w:rPr>
+          <w:rFonts w:cs="B Nazanin"/>
+          <w:sz w:val="24"/>
+          <w:szCs w:val="24"/>
+        </w:rPr>
+        <w:t>3sigma</w:t>
+      </w:r>
+      <w:r>
+        <w:rPr>
+          <w:rFonts w:cs="B Nazanin"/>
+          <w:sz w:val="24"/>
+          <w:szCs w:val="24"/>
+          <w:rtl/>
+        </w:rPr>
+        <w:t xml:space="preserve"> در نمودارهای کنترل (</w:t>
+      </w:r>
+      <w:r>
+        <w:rPr>
+          <w:rFonts w:cs="B Nazanin"/>
+          <w:sz w:val="24"/>
+          <w:szCs w:val="24"/>
+        </w:rPr>
+        <w:t>Shewhart charts</w:t>
+      </w:r>
+      <w:r>
+        <w:rPr>
+          <w:rFonts w:cs="B Nazanin"/>
+          <w:sz w:val="24"/>
+          <w:szCs w:val="24"/>
+          <w:rtl/>
+        </w:rPr>
+        <w:t>) اشاره دارد و آن را مرجعی برای تشخیص خروج فرآیند از کنترل (</w:t>
+      </w:r>
+      <w:r>
+        <w:rPr>
+          <w:rFonts w:cs="B Nazanin"/>
+          <w:sz w:val="24"/>
+          <w:szCs w:val="24"/>
+        </w:rPr>
+        <w:t>Out of Control</w:t>
+      </w:r>
+      <w:r>
+        <w:rPr>
+          <w:rFonts w:cs="B Nazanin"/>
+          <w:sz w:val="24"/>
+          <w:szCs w:val="24"/>
+          <w:rtl/>
+        </w:rPr>
+        <w:t xml:space="preserve">) </w:t>
+      </w:r>
+      <w:proofErr w:type="spellStart"/>
+      <w:r>
+        <w:rPr>
+          <w:rFonts w:cs="B Nazanin"/>
+          <w:sz w:val="24"/>
+          <w:szCs w:val="24"/>
+          <w:rtl/>
+        </w:rPr>
+        <w:t>می‌داند</w:t>
+      </w:r>
+      <w:proofErr w:type="spellEnd"/>
+      <w:r>
+        <w:rPr>
+          <w:rFonts w:cs="B Nazanin"/>
+          <w:sz w:val="24"/>
+          <w:szCs w:val="24"/>
+          <w:rtl/>
+        </w:rPr>
+        <w:t>.</w:t>
+      </w:r>
+      <w:r>
+        <w:rPr>
+          <w:rFonts w:cs="B Nazanin"/>
+          <w:sz w:val="24"/>
+          <w:szCs w:val="24"/>
+          <w:rtl/>
+        </w:rPr>
+        <w:br/>
+        <w:t xml:space="preserve">- استاندارد </w:t>
+      </w:r>
+      <w:r>
+        <w:rPr>
+          <w:rFonts w:cs="B Nazanin"/>
+          <w:sz w:val="24"/>
+          <w:szCs w:val="24"/>
+        </w:rPr>
+        <w:t>ISO 13379 (Condition Monitoring)</w:t>
+      </w:r>
+      <w:r>
+        <w:rPr>
+          <w:rFonts w:cs="B Nazanin"/>
+          <w:sz w:val="24"/>
+          <w:szCs w:val="24"/>
+          <w:rtl/>
+        </w:rPr>
+        <w:t xml:space="preserve">: در بخش تفسیر </w:t>
+      </w:r>
+      <w:proofErr w:type="spellStart"/>
+      <w:r>
+        <w:rPr>
+          <w:rFonts w:cs="B Nazanin"/>
+          <w:sz w:val="24"/>
+          <w:szCs w:val="24"/>
+          <w:rtl/>
+        </w:rPr>
+        <w:t>داده‌ها</w:t>
+      </w:r>
+      <w:proofErr w:type="spellEnd"/>
+      <w:r>
+        <w:rPr>
+          <w:rFonts w:cs="B Nazanin"/>
+          <w:sz w:val="24"/>
+          <w:szCs w:val="24"/>
+          <w:rtl/>
+        </w:rPr>
+        <w:t xml:space="preserve">، این استاندارد توصیه </w:t>
+      </w:r>
+      <w:proofErr w:type="spellStart"/>
+      <w:r>
+        <w:rPr>
+          <w:rFonts w:cs="B Nazanin"/>
+          <w:sz w:val="24"/>
+          <w:szCs w:val="24"/>
+          <w:rtl/>
+        </w:rPr>
+        <w:t>می‌کند</w:t>
+      </w:r>
+      <w:proofErr w:type="spellEnd"/>
+      <w:r>
+        <w:rPr>
+          <w:rFonts w:cs="B Nazanin"/>
+          <w:sz w:val="24"/>
+          <w:szCs w:val="24"/>
+          <w:rtl/>
+        </w:rPr>
+        <w:t xml:space="preserve"> که </w:t>
+      </w:r>
+      <w:proofErr w:type="spellStart"/>
+      <w:r>
+        <w:rPr>
+          <w:rFonts w:cs="B Nazanin"/>
+          <w:sz w:val="24"/>
+          <w:szCs w:val="24"/>
+          <w:rtl/>
+        </w:rPr>
+        <w:t>آستانه‌های</w:t>
+      </w:r>
+      <w:proofErr w:type="spellEnd"/>
+      <w:r>
+        <w:rPr>
+          <w:rFonts w:cs="B Nazanin"/>
+          <w:sz w:val="24"/>
+          <w:szCs w:val="24"/>
+          <w:rtl/>
+        </w:rPr>
+        <w:t xml:space="preserve"> هشدار (</w:t>
+      </w:r>
+      <w:r>
+        <w:rPr>
+          <w:rFonts w:cs="B Nazanin"/>
+          <w:sz w:val="24"/>
+          <w:szCs w:val="24"/>
+        </w:rPr>
+        <w:t>AlertAlarm</w:t>
+      </w:r>
+      <w:r>
+        <w:rPr>
+          <w:rFonts w:cs="B Nazanin"/>
+          <w:sz w:val="24"/>
+          <w:szCs w:val="24"/>
+          <w:rtl/>
+        </w:rPr>
+        <w:t xml:space="preserve">) بر اساس فواصل آماری از وضعیت </w:t>
+      </w:r>
+      <w:r>
+        <w:rPr>
+          <w:rFonts w:cs="B Nazanin"/>
+          <w:sz w:val="24"/>
+          <w:szCs w:val="24"/>
+        </w:rPr>
+        <w:t>Baseline</w:t>
+      </w:r>
+      <w:r>
+        <w:rPr>
+          <w:rFonts w:cs="B Nazanin"/>
+          <w:sz w:val="24"/>
+          <w:szCs w:val="24"/>
+          <w:rtl/>
+        </w:rPr>
+        <w:t xml:space="preserve"> تعیین شوند که </w:t>
+      </w:r>
+      <w:r>
+        <w:rPr>
+          <w:rFonts w:cs="B Nazanin"/>
+          <w:sz w:val="24"/>
+          <w:szCs w:val="24"/>
+        </w:rPr>
+        <w:t>3sigma</w:t>
+      </w:r>
+      <w:r>
+        <w:rPr>
+          <w:rFonts w:cs="B Nazanin"/>
+          <w:sz w:val="24"/>
+          <w:szCs w:val="24"/>
+          <w:rtl/>
+        </w:rPr>
+        <w:t xml:space="preserve"> </w:t>
+      </w:r>
+      <w:proofErr w:type="spellStart"/>
+      <w:r>
+        <w:rPr>
+          <w:rFonts w:cs="B Nazanin"/>
+          <w:sz w:val="24"/>
+          <w:szCs w:val="24"/>
+          <w:rtl/>
+        </w:rPr>
+        <w:t>متداول‌ترین</w:t>
+      </w:r>
+      <w:proofErr w:type="spellEnd"/>
+      <w:r>
+        <w:rPr>
+          <w:rFonts w:cs="B Nazanin"/>
+          <w:sz w:val="24"/>
+          <w:szCs w:val="24"/>
+          <w:rtl/>
+        </w:rPr>
+        <w:t xml:space="preserve"> </w:t>
+      </w:r>
+      <w:proofErr w:type="spellStart"/>
+      <w:r>
+        <w:rPr>
+          <w:rFonts w:cs="B Nazanin"/>
+          <w:sz w:val="24"/>
+          <w:szCs w:val="24"/>
+          <w:rtl/>
+        </w:rPr>
+        <w:t>آن‌هاست</w:t>
+      </w:r>
+      <w:proofErr w:type="spellEnd"/>
+      <w:r>
+        <w:rPr>
+          <w:rFonts w:cs="B Nazanin"/>
+          <w:sz w:val="24"/>
+          <w:szCs w:val="24"/>
+          <w:rtl/>
+        </w:rPr>
+        <w:t>.</w:t>
+      </w:r>
+    </w:p>
+    <w:p>
+      <w:pPr>
+        <w:rPr>
+          <w:rFonts w:cs="B Nazanin"/>
+          <w:sz w:val="24"/>
+          <w:szCs w:val="24"/>
+        </w:rPr>
+      </w:pPr>
+      <w:r>
+        <w:rPr>
+          <w:rFonts w:cs="B Nazanin"/>
+          <w:sz w:val="24"/>
+          <w:szCs w:val="24"/>
+          <w:rtl/>
+        </w:rPr>
+        <w:t xml:space="preserve">- </w:t>
+      </w:r>
+      <w:proofErr w:type="spellStart"/>
+      <w:r>
+        <w:rPr>
+          <w:rFonts w:cs="B Nazanin"/>
+          <w:sz w:val="24"/>
+          <w:szCs w:val="24"/>
+          <w:rtl/>
+        </w:rPr>
+        <w:t>متدولوژی</w:t>
+      </w:r>
+      <w:proofErr w:type="spellEnd"/>
+      <w:r>
+        <w:rPr>
+          <w:rFonts w:cs="B Nazanin"/>
+          <w:sz w:val="24"/>
+          <w:szCs w:val="24"/>
+          <w:rtl/>
+        </w:rPr>
+        <w:t xml:space="preserve"> </w:t>
+      </w:r>
+      <w:r>
+        <w:rPr>
+          <w:rFonts w:cs="B Nazanin"/>
+          <w:sz w:val="24"/>
+          <w:szCs w:val="24"/>
+        </w:rPr>
+        <w:t>Six Sigma</w:t>
+      </w:r>
+      <w:r>
+        <w:rPr>
+          <w:rFonts w:cs="B Nazanin"/>
+          <w:sz w:val="24"/>
+          <w:szCs w:val="24"/>
+          <w:rtl/>
+        </w:rPr>
+        <w:t xml:space="preserve">: در این </w:t>
+      </w:r>
+      <w:proofErr w:type="spellStart"/>
+      <w:r>
+        <w:rPr>
+          <w:rFonts w:cs="B Nazanin"/>
+          <w:sz w:val="24"/>
+          <w:szCs w:val="24"/>
+          <w:rtl/>
+        </w:rPr>
+        <w:t>متدولوژی</w:t>
+      </w:r>
+      <w:proofErr w:type="spellEnd"/>
+      <w:r>
+        <w:rPr>
+          <w:rFonts w:cs="B Nazanin"/>
+          <w:sz w:val="24"/>
+          <w:szCs w:val="24"/>
+          <w:rtl/>
+        </w:rPr>
+        <w:t xml:space="preserve">، هدف رسیدن به سطحی است که فرآیند تا ۶ برابر انحراف معیار از حدود بالا و پایین فاصله داشته باشد، اما </w:t>
+      </w:r>
+      <w:r>
+        <w:rPr>
+          <w:rFonts w:cs="B Nazanin"/>
+          <w:sz w:val="24"/>
+          <w:szCs w:val="24"/>
+        </w:rPr>
+        <w:t>3sigma</w:t>
+      </w:r>
+      <w:r>
+        <w:rPr>
+          <w:rFonts w:cs="B Nazanin"/>
+          <w:sz w:val="24"/>
+          <w:szCs w:val="24"/>
+          <w:rtl/>
+        </w:rPr>
+        <w:t xml:space="preserve"> را به عنوان مرز عملیاتی برای شناسایی عیوب در لحظه (</w:t>
+      </w:r>
+      <w:r>
+        <w:rPr>
+          <w:rFonts w:cs="B Nazanin"/>
+          <w:sz w:val="24"/>
+          <w:szCs w:val="24"/>
+        </w:rPr>
+        <w:t>Real-time</w:t>
+      </w:r>
+      <w:r>
+        <w:rPr>
+          <w:rFonts w:cs="B Nazanin"/>
+          <w:sz w:val="24"/>
+          <w:szCs w:val="24"/>
+          <w:rtl/>
+        </w:rPr>
+        <w:t xml:space="preserve">) </w:t>
+      </w:r>
+      <w:proofErr w:type="spellStart"/>
+      <w:r>
+        <w:rPr>
+          <w:rFonts w:cs="B Nazanin"/>
+          <w:sz w:val="24"/>
+          <w:szCs w:val="24"/>
+          <w:rtl/>
+        </w:rPr>
+        <w:t>می‌پذیرد</w:t>
+      </w:r>
+      <w:proofErr w:type="spellEnd"/>
+      <w:r>
+        <w:rPr>
+          <w:rFonts w:cs="B Nazanin"/>
+          <w:sz w:val="24"/>
+          <w:szCs w:val="24"/>
+          <w:rtl/>
+        </w:rPr>
+        <w:t>.</w:t>
+      </w:r>
+      <w:r>
+        <w:rPr>
+          <w:rFonts w:cs="B Nazanin"/>
+          <w:sz w:val="24"/>
+          <w:szCs w:val="24"/>
+          <w:rtl/>
+        </w:rPr>
+        <w:br/>
+        <w:t xml:space="preserve">- استاندارد </w:t>
+      </w:r>
+      <w:r>
+        <w:rPr>
+          <w:rFonts w:cs="B Nazanin"/>
+          <w:sz w:val="24"/>
+          <w:szCs w:val="24"/>
+        </w:rPr>
         <w:t>IEEE 1451</w:t>
       </w:r>
       <w:r>
@@ -2277,16 +2348,7 @@
           <w:szCs w:val="24"/>
           <w:rtl/>
         </w:rPr>
-        <w:t xml:space="preserve"> </w:t>
-      </w:r>
-      <w:r>
-        <w:rPr>
-          <w:rFonts w:cs="B Nazanin"/>
-          <w:sz w:val="24"/>
-          <w:szCs w:val="24"/>
-          <w:rtl/>
-        </w:rPr>
-        <w:t>مبنای آن است) توصیه شده است.</w:t>
+        <w:t xml:space="preserve"> مبنای آن است) توصیه شده است.</w:t>
       </w:r>
       <w:r>
         <w:rPr>
